--- a/CP/КП МДК.02.01 2026 (титульный лист + содержание).docx
+++ b/CP/КП МДК.02.01 2026 (титульный лист + содержание).docx
@@ -1,6 +1,6 @@
 
 <file path=word/document.xml><?xml version="1.0" encoding="utf-8"?>
-<w:document xmlns:wpc="http://schemas.microsoft.com/office/word/2010/wordprocessingCanvas" xmlns:cx="http://schemas.microsoft.com/office/drawing/2014/chartex" xmlns:mc="http://schemas.openxmlformats.org/markup-compatibility/2006" xmlns:o="urn:schemas-microsoft-com:office:office" xmlns:r="http://schemas.openxmlformats.org/officeDocument/2006/relationships" xmlns:m="http://schemas.openxmlformats.org/officeDocument/2006/math" xmlns:v="urn:schemas-microsoft-com:vml" xmlns:wp14="http://schemas.microsoft.com/office/word/2010/wordprocessingDrawing" xmlns:wp="http://schemas.openxmlformats.org/drawingml/2006/wordprocessingDrawing" xmlns:w10="urn:schemas-microsoft-com:office:word" xmlns:w="http://schemas.openxmlformats.org/wordprocessingml/2006/main" xmlns:w14="http://schemas.microsoft.com/office/word/2010/wordml" xmlns:w15="http://schemas.microsoft.com/office/word/2012/wordml" xmlns:w16se="http://schemas.microsoft.com/office/word/2015/wordml/symex" xmlns:wpg="http://schemas.microsoft.com/office/word/2010/wordprocessingGroup" xmlns:wpi="http://schemas.microsoft.com/office/word/2010/wordprocessingInk" xmlns:wne="http://schemas.microsoft.com/office/word/2006/wordml" xmlns:wps="http://schemas.microsoft.com/office/word/2010/wordprocessingShape" mc:Ignorable="w14 w15 w16se wp14">
+<w:document xmlns:wpc="http://schemas.microsoft.com/office/word/2010/wordprocessingCanvas" xmlns:cx="http://schemas.microsoft.com/office/drawing/2014/chartex" xmlns:cx1="http://schemas.microsoft.com/office/drawing/2015/9/8/chartex" xmlns:cx2="http://schemas.microsoft.com/office/drawing/2015/10/21/chartex" xmlns:cx3="http://schemas.microsoft.com/office/drawing/2016/5/9/chartex" xmlns:cx4="http://schemas.microsoft.com/office/drawing/2016/5/10/chartex" xmlns:cx5="http://schemas.microsoft.com/office/drawing/2016/5/11/chartex" xmlns:cx6="http://schemas.microsoft.com/office/drawing/2016/5/12/chartex" xmlns:cx7="http://schemas.microsoft.com/office/drawing/2016/5/13/chartex" xmlns:cx8="http://schemas.microsoft.com/office/drawing/2016/5/14/chartex" xmlns:mc="http://schemas.openxmlformats.org/markup-compatibility/2006" xmlns:aink="http://schemas.microsoft.com/office/drawing/2016/ink" xmlns:am3d="http://schemas.microsoft.com/office/drawing/2017/model3d" xmlns:o="urn:schemas-microsoft-com:office:office" xmlns:r="http://schemas.openxmlformats.org/officeDocument/2006/relationships" xmlns:m="http://schemas.openxmlformats.org/officeDocument/2006/math" xmlns:v="urn:schemas-microsoft-com:vml" xmlns:wp14="http://schemas.microsoft.com/office/word/2010/wordprocessingDrawing" xmlns:wp="http://schemas.openxmlformats.org/drawingml/2006/wordprocessingDrawing" xmlns:w10="urn:schemas-microsoft-com:office:word" xmlns:w="http://schemas.openxmlformats.org/wordprocessingml/2006/main" xmlns:w14="http://schemas.microsoft.com/office/word/2010/wordml" xmlns:w15="http://schemas.microsoft.com/office/word/2012/wordml" xmlns:w16cex="http://schemas.microsoft.com/office/word/2018/wordml/cex" xmlns:w16cid="http://schemas.microsoft.com/office/word/2016/wordml/cid" xmlns:w16="http://schemas.microsoft.com/office/word/2018/wordml" xmlns:w16sdtdh="http://schemas.microsoft.com/office/word/2020/wordml/sdtdatahash" xmlns:w16se="http://schemas.microsoft.com/office/word/2015/wordml/symex" xmlns:wpg="http://schemas.microsoft.com/office/word/2010/wordprocessingGroup" xmlns:wpi="http://schemas.microsoft.com/office/word/2010/wordprocessingInk" xmlns:wne="http://schemas.microsoft.com/office/word/2006/wordml" xmlns:wps="http://schemas.microsoft.com/office/word/2010/wordprocessingShape" mc:Ignorable="w14 w15 w16se w16cid w16 w16cex w16sdtdh wp14">
   <w:body>
     <w:p>
       <w:pPr>
@@ -261,9 +261,8 @@
               <w:rPr>
                 <w:sz w:val="40"/>
                 <w:szCs w:val="40"/>
-                <w:highlight w:val="yellow"/>
-              </w:rPr>
-              <w:t>…</w:t>
+              </w:rPr>
+              <w:t>ВЕБ-ЧАТА «Реплика»</w:t>
             </w:r>
           </w:p>
         </w:tc>
@@ -286,14 +285,6 @@
               <w:widowControl w:val="0"/>
               <w:jc w:val="center"/>
             </w:pPr>
-            <w:r>
-              <w:rPr>
-                <w:sz w:val="40"/>
-                <w:szCs w:val="40"/>
-                <w:highlight w:val="yellow"/>
-              </w:rPr>
-              <w:t>…</w:t>
-            </w:r>
           </w:p>
         </w:tc>
       </w:tr>
@@ -355,10 +346,8 @@
               <w:rPr>
                 <w:sz w:val="40"/>
                 <w:szCs w:val="40"/>
-                <w:highlight w:val="yellow"/>
-                <w:lang w:val="en-US"/>
-              </w:rPr>
-              <w:t>NN</w:t>
+              </w:rPr>
+              <w:t>06</w:t>
             </w:r>
             <w:r>
               <w:rPr>
@@ -661,10 +650,8 @@
                 <w:iCs/>
                 <w:sz w:val="28"/>
                 <w:szCs w:val="28"/>
-                <w:highlight w:val="yellow"/>
-                <w:lang w:val="en-US"/>
-              </w:rPr>
-              <w:t>NN</w:t>
+              </w:rPr>
+              <w:t>31</w:t>
             </w:r>
           </w:p>
         </w:tc>
@@ -773,9 +760,44 @@
                 <w:bCs w:val="0"/>
                 <w:sz w:val="28"/>
                 <w:szCs w:val="28"/>
-                <w:highlight w:val="yellow"/>
-              </w:rPr>
-              <w:t>И.О. Фамилия</w:t>
+              </w:rPr>
+              <w:t>К</w:t>
+            </w:r>
+            <w:r>
+              <w:rPr>
+                <w:b w:val="0"/>
+                <w:bCs w:val="0"/>
+                <w:sz w:val="28"/>
+                <w:szCs w:val="28"/>
+              </w:rPr>
+              <w:t>.</w:t>
+            </w:r>
+            <w:r>
+              <w:rPr>
+                <w:b w:val="0"/>
+                <w:bCs w:val="0"/>
+                <w:sz w:val="28"/>
+                <w:szCs w:val="28"/>
+              </w:rPr>
+              <w:t>А</w:t>
+            </w:r>
+            <w:r>
+              <w:rPr>
+                <w:b w:val="0"/>
+                <w:bCs w:val="0"/>
+                <w:sz w:val="28"/>
+                <w:szCs w:val="28"/>
+              </w:rPr>
+              <w:t xml:space="preserve">. </w:t>
+            </w:r>
+            <w:r>
+              <w:rPr>
+                <w:b w:val="0"/>
+                <w:bCs w:val="0"/>
+                <w:sz w:val="28"/>
+                <w:szCs w:val="28"/>
+              </w:rPr>
+              <w:t>Горбунов</w:t>
             </w:r>
           </w:p>
         </w:tc>
@@ -1345,36 +1367,21 @@
         </w:rPr>
         <w:t>6</w:t>
       </w:r>
-      <w:r>
-        <w:rPr>
-          <w:sz w:val="28"/>
-          <w:szCs w:val="28"/>
-          <w:lang w:val="en-US"/>
-        </w:rPr>
-        <w:br w:type="page"/>
-      </w:r>
-    </w:p>
-    <w:p>
-      <w:pPr>
-        <w:spacing w:line="360" w:lineRule="auto"/>
-        <w:ind w:firstLine="709"/>
-        <w:jc w:val="center"/>
-        <w:rPr>
-          <w:b/>
-          <w:sz w:val="32"/>
-        </w:rPr>
-      </w:pPr>
-      <w:r>
-        <w:rPr>
-          <w:b/>
-          <w:sz w:val="32"/>
-        </w:rPr>
+    </w:p>
+    <w:p>
+      <w:pPr>
+        <w:pStyle w:val="af0"/>
+      </w:pPr>
+      <w:r>
         <w:lastRenderedPageBreak/>
         <w:t>СОДЕРЖАНИЕ</w:t>
       </w:r>
     </w:p>
     <w:p>
       <w:pPr>
+        <w:tabs>
+          <w:tab w:val="right" w:leader="dot" w:pos="9639"/>
+        </w:tabs>
         <w:spacing w:line="360" w:lineRule="auto"/>
         <w:ind w:firstLine="709"/>
         <w:jc w:val="both"/>
@@ -1382,6 +1389,19 @@
           <w:sz w:val="28"/>
         </w:rPr>
       </w:pPr>
+      <w:r>
+        <w:rPr>
+          <w:sz w:val="28"/>
+        </w:rPr>
+        <w:t>Перечень сокращений и обозначений</w:t>
+      </w:r>
+      <w:r>
+        <w:rPr>
+          <w:sz w:val="28"/>
+        </w:rPr>
+        <w:tab/>
+        <w:t>3</w:t>
+      </w:r>
     </w:p>
     <w:p>
       <w:pPr>
@@ -1399,14 +1419,14 @@
         <w:rPr>
           <w:sz w:val="28"/>
         </w:rPr>
-        <w:t>Перечень сокращений и обозначений</w:t>
+        <w:t>Введение</w:t>
       </w:r>
       <w:r>
         <w:rPr>
           <w:sz w:val="28"/>
         </w:rPr>
         <w:tab/>
-        <w:t>3</w:t>
+        <w:t>4</w:t>
       </w:r>
     </w:p>
     <w:p>
@@ -1425,14 +1445,119 @@
         <w:rPr>
           <w:sz w:val="28"/>
         </w:rPr>
-        <w:t>Введение</w:t>
+        <w:t>1 Анализ и разработка требований</w:t>
       </w:r>
       <w:r>
         <w:rPr>
           <w:sz w:val="28"/>
         </w:rPr>
         <w:tab/>
-        <w:t>4</w:t>
+        <w:t>6</w:t>
+      </w:r>
+    </w:p>
+    <w:p>
+      <w:pPr>
+        <w:tabs>
+          <w:tab w:val="right" w:leader="dot" w:pos="9639"/>
+        </w:tabs>
+        <w:spacing w:line="360" w:lineRule="auto"/>
+        <w:ind w:firstLine="992"/>
+        <w:jc w:val="both"/>
+        <w:rPr>
+          <w:sz w:val="28"/>
+        </w:rPr>
+      </w:pPr>
+      <w:r>
+        <w:rPr>
+          <w:sz w:val="28"/>
+        </w:rPr>
+        <w:t>1.1 Назначение и область применения</w:t>
+      </w:r>
+      <w:r>
+        <w:rPr>
+          <w:sz w:val="28"/>
+        </w:rPr>
+        <w:tab/>
+      </w:r>
+      <w:r>
+        <w:rPr>
+          <w:sz w:val="28"/>
+        </w:rPr>
+        <w:t>6</w:t>
+      </w:r>
+    </w:p>
+    <w:p>
+      <w:pPr>
+        <w:tabs>
+          <w:tab w:val="right" w:leader="dot" w:pos="9639"/>
+        </w:tabs>
+        <w:spacing w:line="360" w:lineRule="auto"/>
+        <w:ind w:firstLine="992"/>
+        <w:jc w:val="both"/>
+        <w:rPr>
+          <w:sz w:val="28"/>
+        </w:rPr>
+      </w:pPr>
+      <w:r>
+        <w:rPr>
+          <w:sz w:val="28"/>
+        </w:rPr>
+        <w:t>1.2 Постановка задачи</w:t>
+      </w:r>
+      <w:r>
+        <w:rPr>
+          <w:sz w:val="28"/>
+        </w:rPr>
+        <w:tab/>
+      </w:r>
+      <w:r>
+        <w:rPr>
+          <w:sz w:val="28"/>
+        </w:rPr>
+        <w:t>6</w:t>
+      </w:r>
+    </w:p>
+    <w:p>
+      <w:pPr>
+        <w:tabs>
+          <w:tab w:val="right" w:leader="dot" w:pos="9639"/>
+        </w:tabs>
+        <w:spacing w:line="360" w:lineRule="auto"/>
+        <w:ind w:firstLine="992"/>
+        <w:jc w:val="both"/>
+        <w:rPr>
+          <w:sz w:val="28"/>
+        </w:rPr>
+      </w:pPr>
+      <w:r>
+        <w:rPr>
+          <w:sz w:val="28"/>
+        </w:rPr>
+        <w:t>1.3 Выбор состава программных и технических</w:t>
+      </w:r>
+      <w:r>
+        <w:rPr>
+          <w:sz w:val="28"/>
+        </w:rPr>
+        <w:t xml:space="preserve"> с</w:t>
+      </w:r>
+      <w:r>
+        <w:rPr>
+          <w:sz w:val="28"/>
+        </w:rPr>
+        <w:t>редств</w:t>
+      </w:r>
+      <w:r>
+        <w:rPr>
+          <w:sz w:val="28"/>
+        </w:rPr>
+        <w:tab/>
+      </w:r>
+      <w:r>
+        <w:rPr>
+          <w:sz w:val="28"/>
+        </w:rPr>
+        <w:t>7</w:t>
       </w:r>
     </w:p>
     <w:p>
@@ -1451,14 +1576,25 @@
         <w:rPr>
           <w:sz w:val="28"/>
         </w:rPr>
-        <w:t>1 Анализ и разработка требований</w:t>
+        <w:t xml:space="preserve">2 </w:t>
+      </w:r>
+      <w:r>
+        <w:rPr>
+          <w:sz w:val="28"/>
+        </w:rPr>
+        <w:t>Проектирование программного обеспечения</w:t>
       </w:r>
       <w:r>
         <w:rPr>
           <w:sz w:val="28"/>
         </w:rPr>
         <w:tab/>
-        <w:t>6</w:t>
+      </w:r>
+      <w:r>
+        <w:rPr>
+          <w:sz w:val="28"/>
+        </w:rPr>
+        <w:t>9</w:t>
       </w:r>
     </w:p>
     <w:p>
@@ -1477,7 +1613,13 @@
         <w:rPr>
           <w:sz w:val="28"/>
         </w:rPr>
-        <w:t>1.1 Назначение и область применения</w:t>
+        <w:t xml:space="preserve">2.1 </w:t>
+      </w:r>
+      <w:r>
+        <w:rPr>
+          <w:sz w:val="28"/>
+        </w:rPr>
+        <w:t>Проектирование интерфейса пользователя</w:t>
       </w:r>
       <w:r>
         <w:rPr>
@@ -1488,8 +1630,9 @@
       <w:r>
         <w:rPr>
           <w:sz w:val="28"/>
-        </w:rPr>
-        <w:t>6</w:t>
+          <w:highlight w:val="yellow"/>
+        </w:rPr>
+        <w:t>?</w:t>
       </w:r>
     </w:p>
     <w:p>
@@ -1508,7 +1651,25 @@
         <w:rPr>
           <w:sz w:val="28"/>
         </w:rPr>
-        <w:t>1.2 Постановка задачи</w:t>
+        <w:t>2.</w:t>
+      </w:r>
+      <w:r>
+        <w:rPr>
+          <w:sz w:val="28"/>
+        </w:rPr>
+        <w:t>2</w:t>
+      </w:r>
+      <w:r>
+        <w:rPr>
+          <w:sz w:val="28"/>
+        </w:rPr>
+        <w:t xml:space="preserve"> </w:t>
+      </w:r>
+      <w:r>
+        <w:rPr>
+          <w:sz w:val="28"/>
+        </w:rPr>
+        <w:t>Разработка архитектуры программного обеспечения</w:t>
       </w:r>
       <w:r>
         <w:rPr>
@@ -1519,8 +1680,9 @@
       <w:r>
         <w:rPr>
           <w:sz w:val="28"/>
-        </w:rPr>
-        <w:t>6</w:t>
+          <w:highlight w:val="yellow"/>
+        </w:rPr>
+        <w:t>?</w:t>
       </w:r>
     </w:p>
     <w:p>
@@ -1539,19 +1701,31 @@
         <w:rPr>
           <w:sz w:val="28"/>
         </w:rPr>
-        <w:t>1.3 Выбор состава программных и технических</w:t>
-      </w:r>
-      <w:r>
-        <w:rPr>
-          <w:sz w:val="28"/>
-        </w:rPr>
-        <w:t xml:space="preserve"> с</w:t>
-      </w:r>
-      <w:r>
-        <w:rPr>
-          <w:sz w:val="28"/>
-        </w:rPr>
-        <w:t>редств</w:t>
+        <w:t>2.</w:t>
+      </w:r>
+      <w:r>
+        <w:rPr>
+          <w:sz w:val="28"/>
+        </w:rPr>
+        <w:t>3</w:t>
+      </w:r>
+      <w:r>
+        <w:rPr>
+          <w:sz w:val="28"/>
+        </w:rPr>
+        <w:t xml:space="preserve"> </w:t>
+      </w:r>
+      <w:r>
+        <w:rPr>
+          <w:sz w:val="28"/>
+        </w:rPr>
+        <w:t xml:space="preserve">Проектирование </w:t>
+      </w:r>
+      <w:r>
+        <w:rPr>
+          <w:sz w:val="28"/>
+        </w:rPr>
+        <w:t>базы данных</w:t>
       </w:r>
       <w:r>
         <w:rPr>
@@ -1583,13 +1757,13 @@
         <w:rPr>
           <w:sz w:val="28"/>
         </w:rPr>
-        <w:t xml:space="preserve">2 </w:t>
-      </w:r>
-      <w:r>
-        <w:rPr>
-          <w:sz w:val="28"/>
-        </w:rPr>
-        <w:t>Проектирование программного обеспечения</w:t>
+        <w:t xml:space="preserve">3 </w:t>
+      </w:r>
+      <w:r>
+        <w:rPr>
+          <w:sz w:val="28"/>
+        </w:rPr>
+        <w:t>Разработка модулей программного обеспечения</w:t>
       </w:r>
       <w:r>
         <w:rPr>
@@ -1621,13 +1795,25 @@
         <w:rPr>
           <w:sz w:val="28"/>
         </w:rPr>
-        <w:t xml:space="preserve">2.1 </w:t>
-      </w:r>
-      <w:r>
-        <w:rPr>
-          <w:sz w:val="28"/>
-        </w:rPr>
-        <w:t>Проектирование интерфейса пользователя</w:t>
+        <w:t xml:space="preserve">3.1 </w:t>
+      </w:r>
+      <w:r>
+        <w:rPr>
+          <w:sz w:val="28"/>
+        </w:rPr>
+        <w:t xml:space="preserve">Разработка </w:t>
+      </w:r>
+      <w:r>
+        <w:rPr>
+          <w:sz w:val="28"/>
+        </w:rPr>
+        <w:t xml:space="preserve">программных </w:t>
+      </w:r>
+      <w:r>
+        <w:rPr>
+          <w:sz w:val="28"/>
+        </w:rPr>
+        <w:t>модулей</w:t>
       </w:r>
       <w:r>
         <w:rPr>
@@ -1659,25 +1845,13 @@
         <w:rPr>
           <w:sz w:val="28"/>
         </w:rPr>
-        <w:t>2.</w:t>
-      </w:r>
-      <w:r>
-        <w:rPr>
-          <w:sz w:val="28"/>
-        </w:rPr>
-        <w:t>2</w:t>
-      </w:r>
-      <w:r>
-        <w:rPr>
-          <w:sz w:val="28"/>
-        </w:rPr>
-        <w:t xml:space="preserve"> </w:t>
-      </w:r>
-      <w:r>
-        <w:rPr>
-          <w:sz w:val="28"/>
-        </w:rPr>
-        <w:t>Разработка архитектуры программного обеспечения</w:t>
+        <w:t xml:space="preserve">3.2 </w:t>
+      </w:r>
+      <w:r>
+        <w:rPr>
+          <w:sz w:val="28"/>
+        </w:rPr>
+        <w:t>Реализация интерфейса пользователя</w:t>
       </w:r>
       <w:r>
         <w:rPr>
@@ -1709,31 +1883,51 @@
         <w:rPr>
           <w:sz w:val="28"/>
         </w:rPr>
-        <w:t>2.</w:t>
-      </w:r>
-      <w:r>
-        <w:rPr>
-          <w:sz w:val="28"/>
-        </w:rPr>
-        <w:t>3</w:t>
-      </w:r>
-      <w:r>
-        <w:rPr>
-          <w:sz w:val="28"/>
-        </w:rPr>
-        <w:t xml:space="preserve"> </w:t>
-      </w:r>
-      <w:r>
-        <w:rPr>
-          <w:sz w:val="28"/>
-        </w:rPr>
-        <w:t xml:space="preserve">Проектирование </w:t>
-      </w:r>
-      <w:r>
-        <w:rPr>
-          <w:sz w:val="28"/>
-        </w:rPr>
-        <w:t>базы данных</w:t>
+        <w:t xml:space="preserve">3.3 </w:t>
+      </w:r>
+      <w:r>
+        <w:rPr>
+          <w:sz w:val="28"/>
+        </w:rPr>
+        <w:t>Разграничение прав доступа пользователей</w:t>
+      </w:r>
+      <w:r>
+        <w:rPr>
+          <w:sz w:val="28"/>
+        </w:rPr>
+        <w:tab/>
+      </w:r>
+      <w:r>
+        <w:rPr>
+          <w:sz w:val="28"/>
+          <w:highlight w:val="yellow"/>
+        </w:rPr>
+        <w:t>?</w:t>
+      </w:r>
+    </w:p>
+    <w:p>
+      <w:pPr>
+        <w:tabs>
+          <w:tab w:val="right" w:leader="dot" w:pos="9639"/>
+        </w:tabs>
+        <w:spacing w:line="360" w:lineRule="auto"/>
+        <w:ind w:firstLine="992"/>
+        <w:jc w:val="both"/>
+        <w:rPr>
+          <w:sz w:val="28"/>
+        </w:rPr>
+      </w:pPr>
+      <w:r>
+        <w:rPr>
+          <w:sz w:val="28"/>
+        </w:rPr>
+        <w:t xml:space="preserve">3.4 </w:t>
+      </w:r>
+      <w:r>
+        <w:rPr>
+          <w:sz w:val="28"/>
+        </w:rPr>
+        <w:t>Экспорт и импорт данных</w:t>
       </w:r>
       <w:r>
         <w:rPr>
@@ -1765,21 +1959,13 @@
         <w:rPr>
           <w:sz w:val="28"/>
         </w:rPr>
-        <w:t xml:space="preserve">3 </w:t>
-      </w:r>
-      <w:r>
-        <w:rPr>
-          <w:sz w:val="28"/>
-        </w:rPr>
-        <w:t xml:space="preserve">Разработка </w:t>
-      </w:r>
-      <w:bookmarkStart w:id="0" w:name="_GoBack"/>
-      <w:bookmarkEnd w:id="0"/>
-      <w:r>
-        <w:rPr>
-          <w:sz w:val="28"/>
-        </w:rPr>
-        <w:t>модулей программного обеспечения</w:t>
+        <w:t xml:space="preserve">4 </w:t>
+      </w:r>
+      <w:r>
+        <w:rPr>
+          <w:sz w:val="28"/>
+        </w:rPr>
+        <w:t>Тестирование и отладка программного обеспечения</w:t>
       </w:r>
       <w:r>
         <w:rPr>
@@ -1811,25 +1997,13 @@
         <w:rPr>
           <w:sz w:val="28"/>
         </w:rPr>
-        <w:t xml:space="preserve">3.1 </w:t>
-      </w:r>
-      <w:r>
-        <w:rPr>
-          <w:sz w:val="28"/>
-        </w:rPr>
-        <w:t xml:space="preserve">Разработка </w:t>
-      </w:r>
-      <w:r>
-        <w:rPr>
-          <w:sz w:val="28"/>
-        </w:rPr>
-        <w:t xml:space="preserve">программных </w:t>
-      </w:r>
-      <w:r>
-        <w:rPr>
-          <w:sz w:val="28"/>
-        </w:rPr>
-        <w:t>модулей</w:t>
+        <w:t xml:space="preserve">4.1 </w:t>
+      </w:r>
+      <w:r>
+        <w:rPr>
+          <w:sz w:val="28"/>
+        </w:rPr>
+        <w:t>Структурное тестирование</w:t>
       </w:r>
       <w:r>
         <w:rPr>
@@ -1861,13 +2035,69 @@
         <w:rPr>
           <w:sz w:val="28"/>
         </w:rPr>
-        <w:t xml:space="preserve">3.2 </w:t>
-      </w:r>
-      <w:r>
-        <w:rPr>
-          <w:sz w:val="28"/>
-        </w:rPr>
-        <w:t>Реализация интерфейса пользователя</w:t>
+        <w:t xml:space="preserve">4.2 </w:t>
+      </w:r>
+      <w:r>
+        <w:rPr>
+          <w:sz w:val="28"/>
+        </w:rPr>
+        <w:t>Функциональное тестирование</w:t>
+      </w:r>
+      <w:r>
+        <w:rPr>
+          <w:sz w:val="28"/>
+        </w:rPr>
+        <w:tab/>
+      </w:r>
+      <w:r>
+        <w:rPr>
+          <w:sz w:val="28"/>
+          <w:highlight w:val="yellow"/>
+        </w:rPr>
+        <w:t>?</w:t>
+      </w:r>
+    </w:p>
+    <w:p>
+      <w:pPr>
+        <w:tabs>
+          <w:tab w:val="right" w:leader="dot" w:pos="9639"/>
+        </w:tabs>
+        <w:spacing w:line="360" w:lineRule="auto"/>
+        <w:ind w:firstLine="709"/>
+        <w:jc w:val="both"/>
+        <w:rPr>
+          <w:sz w:val="28"/>
+        </w:rPr>
+      </w:pPr>
+      <w:r>
+        <w:rPr>
+          <w:sz w:val="28"/>
+        </w:rPr>
+        <w:t>5</w:t>
+      </w:r>
+      <w:r>
+        <w:rPr>
+          <w:sz w:val="28"/>
+        </w:rPr>
+        <w:t xml:space="preserve"> </w:t>
+      </w:r>
+      <w:r>
+        <w:rPr>
+          <w:sz w:val="28"/>
+        </w:rPr>
+        <w:t>Инструкция по эксплуатации</w:t>
+      </w:r>
+      <w:r>
+        <w:rPr>
+          <w:sz w:val="28"/>
+        </w:rPr>
+        <w:t xml:space="preserve"> </w:t>
+      </w:r>
+      <w:r>
+        <w:rPr>
+          <w:sz w:val="28"/>
+        </w:rPr>
+        <w:t>программного обеспечения</w:t>
       </w:r>
       <w:r>
         <w:rPr>
@@ -1899,13 +2129,19 @@
         <w:rPr>
           <w:sz w:val="28"/>
         </w:rPr>
-        <w:t xml:space="preserve">3.3 </w:t>
-      </w:r>
-      <w:r>
-        <w:rPr>
-          <w:sz w:val="28"/>
-        </w:rPr>
-        <w:t>Разграничение прав доступа пользователей</w:t>
+        <w:t>5</w:t>
+      </w:r>
+      <w:r>
+        <w:rPr>
+          <w:sz w:val="28"/>
+        </w:rPr>
+        <w:t xml:space="preserve">.1 Установка </w:t>
+      </w:r>
+      <w:r>
+        <w:rPr>
+          <w:sz w:val="28"/>
+        </w:rPr>
+        <w:t>программного обеспечения</w:t>
       </w:r>
       <w:r>
         <w:rPr>
@@ -1937,13 +2173,13 @@
         <w:rPr>
           <w:sz w:val="28"/>
         </w:rPr>
-        <w:t xml:space="preserve">3.4 </w:t>
-      </w:r>
-      <w:r>
-        <w:rPr>
-          <w:sz w:val="28"/>
-        </w:rPr>
-        <w:t>Экспорт и импорт данных</w:t>
+        <w:t>5</w:t>
+      </w:r>
+      <w:r>
+        <w:rPr>
+          <w:sz w:val="28"/>
+        </w:rPr>
+        <w:t>.2 Инструкция по работе</w:t>
       </w:r>
       <w:r>
         <w:rPr>
@@ -1975,89 +2211,7 @@
         <w:rPr>
           <w:sz w:val="28"/>
         </w:rPr>
-        <w:t xml:space="preserve">4 </w:t>
-      </w:r>
-      <w:r>
-        <w:rPr>
-          <w:sz w:val="28"/>
-        </w:rPr>
-        <w:t>Тестирование и отладка программного обеспечения</w:t>
-      </w:r>
-      <w:r>
-        <w:rPr>
-          <w:sz w:val="28"/>
-        </w:rPr>
-        <w:tab/>
-      </w:r>
-      <w:r>
-        <w:rPr>
-          <w:sz w:val="28"/>
-          <w:highlight w:val="yellow"/>
-        </w:rPr>
-        <w:t>?</w:t>
-      </w:r>
-    </w:p>
-    <w:p>
-      <w:pPr>
-        <w:tabs>
-          <w:tab w:val="right" w:leader="dot" w:pos="9639"/>
-        </w:tabs>
-        <w:spacing w:line="360" w:lineRule="auto"/>
-        <w:ind w:firstLine="992"/>
-        <w:jc w:val="both"/>
-        <w:rPr>
-          <w:sz w:val="28"/>
-        </w:rPr>
-      </w:pPr>
-      <w:r>
-        <w:rPr>
-          <w:sz w:val="28"/>
-        </w:rPr>
-        <w:t xml:space="preserve">4.1 </w:t>
-      </w:r>
-      <w:r>
-        <w:rPr>
-          <w:sz w:val="28"/>
-        </w:rPr>
-        <w:t>Структурное тестирование</w:t>
-      </w:r>
-      <w:r>
-        <w:rPr>
-          <w:sz w:val="28"/>
-        </w:rPr>
-        <w:tab/>
-      </w:r>
-      <w:r>
-        <w:rPr>
-          <w:sz w:val="28"/>
-          <w:highlight w:val="yellow"/>
-        </w:rPr>
-        <w:t>?</w:t>
-      </w:r>
-    </w:p>
-    <w:p>
-      <w:pPr>
-        <w:tabs>
-          <w:tab w:val="right" w:leader="dot" w:pos="9639"/>
-        </w:tabs>
-        <w:spacing w:line="360" w:lineRule="auto"/>
-        <w:ind w:firstLine="992"/>
-        <w:jc w:val="both"/>
-        <w:rPr>
-          <w:sz w:val="28"/>
-        </w:rPr>
-      </w:pPr>
-      <w:r>
-        <w:rPr>
-          <w:sz w:val="28"/>
-        </w:rPr>
-        <w:t xml:space="preserve">4.2 </w:t>
-      </w:r>
-      <w:r>
-        <w:rPr>
-          <w:sz w:val="28"/>
-        </w:rPr>
-        <w:t>Функциональное тестирование</w:t>
+        <w:t>Заключение</w:t>
       </w:r>
       <w:r>
         <w:rPr>
@@ -2089,208 +2243,3134 @@
         <w:rPr>
           <w:sz w:val="28"/>
         </w:rPr>
-        <w:t>5</w:t>
-      </w:r>
-      <w:r>
-        <w:rPr>
-          <w:sz w:val="28"/>
-        </w:rPr>
+        <w:t>Список использованных источников</w:t>
+      </w:r>
+      <w:r>
+        <w:rPr>
+          <w:sz w:val="28"/>
+        </w:rPr>
+        <w:tab/>
+      </w:r>
+      <w:r>
+        <w:rPr>
+          <w:sz w:val="28"/>
+        </w:rPr>
+        <w:t>30</w:t>
+      </w:r>
+    </w:p>
+    <w:p>
+      <w:pPr>
+        <w:spacing w:after="200" w:line="276" w:lineRule="auto"/>
+      </w:pPr>
+      <w:r>
+        <w:br w:type="page"/>
+      </w:r>
+    </w:p>
+    <w:p>
+      <w:pPr>
+        <w:pStyle w:val="af0"/>
+      </w:pPr>
+      <w:bookmarkStart w:id="0" w:name="_Toc194696990"/>
+      <w:r>
+        <w:lastRenderedPageBreak/>
+        <w:t>Перечень сокращений и обозначений</w:t>
+      </w:r>
+      <w:bookmarkEnd w:id="0"/>
+    </w:p>
+    <w:p>
+      <w:pPr>
+        <w:pStyle w:val="a5"/>
+      </w:pPr>
+      <w:r>
+        <w:t xml:space="preserve">В настоящем </w:t>
+      </w:r>
+      <w:r>
+        <w:t>курсовом проекте</w:t>
+      </w:r>
+      <w:r>
+        <w:t xml:space="preserve"> применяются следующие сокращения и обозначения:</w:t>
+      </w:r>
+    </w:p>
+    <w:p>
+      <w:pPr>
+        <w:pStyle w:val="a5"/>
+      </w:pPr>
+      <w:r>
+        <w:t>БД – база данных</w:t>
+      </w:r>
+    </w:p>
+    <w:p>
+      <w:pPr>
+        <w:pStyle w:val="a5"/>
+      </w:pPr>
+      <w:r>
+        <w:t>ОС – операционная система</w:t>
+      </w:r>
+    </w:p>
+    <w:p>
+      <w:pPr>
+        <w:pStyle w:val="a5"/>
+      </w:pPr>
+      <w:r>
+        <w:t>ПК – персональный компьютер</w:t>
+      </w:r>
+    </w:p>
+    <w:p>
+      <w:pPr>
+        <w:pStyle w:val="a5"/>
+      </w:pPr>
+      <w:r>
+        <w:t>ПМ – профессиональный модуль</w:t>
+      </w:r>
+    </w:p>
+    <w:p>
+      <w:pPr>
+        <w:pStyle w:val="a5"/>
+      </w:pPr>
+      <w:r>
+        <w:t>ПО – программное обеспечение</w:t>
+      </w:r>
+    </w:p>
+    <w:p>
+      <w:pPr>
+        <w:pStyle w:val="a5"/>
+      </w:pPr>
+      <w:r>
+        <w:t>СУБД – система управления базами данных</w:t>
+      </w:r>
+    </w:p>
+    <w:p>
+      <w:pPr>
+        <w:pStyle w:val="a5"/>
+      </w:pPr>
+    </w:p>
+    <w:p>
+      <w:pPr>
+        <w:pStyle w:val="a5"/>
+        <w:rPr>
+          <w:rFonts w:ascii="TimesNewRomanPSMT" w:hAnsi="TimesNewRomanPSMT"/>
+          <w:color w:val="000000"/>
+          <w:szCs w:val="28"/>
+        </w:rPr>
+      </w:pPr>
+      <w:r>
+        <w:t>API</w:t>
+      </w:r>
+      <w:r>
         <w:t xml:space="preserve"> </w:t>
       </w:r>
       <w:r>
-        <w:rPr>
-          <w:sz w:val="28"/>
-        </w:rPr>
-        <w:t>Инструкция по эксплуатации</w:t>
-      </w:r>
-      <w:r>
-        <w:rPr>
-          <w:sz w:val="28"/>
-        </w:rPr>
+        <w:t>– программный интерфейс приложения</w:t>
+      </w:r>
+    </w:p>
+    <w:p>
+      <w:pPr>
+        <w:pStyle w:val="a5"/>
+        <w:rPr>
+          <w:rFonts w:ascii="TimesNewRomanPSMT" w:hAnsi="TimesNewRomanPSMT"/>
+          <w:color w:val="000000"/>
+          <w:szCs w:val="28"/>
+        </w:rPr>
+      </w:pPr>
+      <w:r>
+        <w:rPr>
+          <w:rFonts w:ascii="TimesNewRomanPSMT" w:hAnsi="TimesNewRomanPSMT"/>
+          <w:color w:val="000000"/>
+          <w:szCs w:val="28"/>
+          <w:lang w:val="en-US"/>
+        </w:rPr>
+        <w:t>DDL</w:t>
+      </w:r>
+      <w:r>
+        <w:rPr>
+          <w:rFonts w:ascii="TimesNewRomanPSMT" w:hAnsi="TimesNewRomanPSMT"/>
+          <w:color w:val="000000"/>
+          <w:szCs w:val="28"/>
+        </w:rPr>
+        <w:t xml:space="preserve"> – </w:t>
+      </w:r>
+      <w:r>
+        <w:rPr>
+          <w:rFonts w:ascii="TimesNewRomanPSMT" w:hAnsi="TimesNewRomanPSMT"/>
+          <w:color w:val="000000"/>
+          <w:szCs w:val="28"/>
+        </w:rPr>
+        <w:t>язык описания данных</w:t>
+      </w:r>
+    </w:p>
+    <w:p>
+      <w:pPr>
+        <w:pStyle w:val="a5"/>
+        <w:rPr>
+          <w:rFonts w:ascii="TimesNewRomanPSMT" w:hAnsi="TimesNewRomanPSMT"/>
+          <w:color w:val="000000"/>
+          <w:szCs w:val="28"/>
+        </w:rPr>
+      </w:pPr>
+      <w:r>
+        <w:t>DML – язык манипулирования данными</w:t>
+      </w:r>
+    </w:p>
+    <w:p>
+      <w:pPr>
+        <w:pStyle w:val="a5"/>
+      </w:pPr>
+      <w:r>
+        <w:rPr>
+          <w:rFonts w:ascii="TimesNewRomanPSMT" w:hAnsi="TimesNewRomanPSMT"/>
+          <w:color w:val="000000"/>
+          <w:szCs w:val="28"/>
+          <w:lang w:val="en-US"/>
+        </w:rPr>
+        <w:t>ER</w:t>
+      </w:r>
+      <w:r>
+        <w:rPr>
+          <w:rFonts w:ascii="TimesNewRomanPSMT" w:hAnsi="TimesNewRomanPSMT"/>
+          <w:color w:val="000000"/>
+          <w:szCs w:val="28"/>
+        </w:rPr>
+        <w:t>-</w:t>
+      </w:r>
+      <w:r>
+        <w:rPr>
+          <w:rFonts w:ascii="TimesNewRomanPSMT" w:hAnsi="TimesNewRomanPSMT"/>
+          <w:color w:val="000000"/>
+          <w:szCs w:val="28"/>
+        </w:rPr>
+        <w:t>модель – модель «сущность-связь»</w:t>
+      </w:r>
+    </w:p>
+    <w:p>
+      <w:pPr>
+        <w:pStyle w:val="a5"/>
+        <w:rPr>
+          <w:rFonts w:ascii="TimesNewRomanPSMT" w:hAnsi="TimesNewRomanPSMT"/>
+          <w:color w:val="000000"/>
+          <w:szCs w:val="28"/>
+        </w:rPr>
+      </w:pPr>
+      <w:r>
+        <w:rPr>
+          <w:rFonts w:ascii="TimesNewRomanPSMT" w:hAnsi="TimesNewRomanPSMT"/>
+          <w:color w:val="000000"/>
+          <w:szCs w:val="28"/>
+        </w:rPr>
+        <w:t>ERD</w:t>
+      </w:r>
+      <w:r>
+        <w:rPr>
+          <w:rFonts w:ascii="TimesNewRomanPSMT" w:hAnsi="TimesNewRomanPSMT"/>
+          <w:color w:val="000000"/>
+          <w:szCs w:val="28"/>
+        </w:rPr>
+        <w:t xml:space="preserve"> – диаграмма «сущность-связь»</w:t>
+      </w:r>
+    </w:p>
+    <w:p>
+      <w:pPr>
+        <w:pStyle w:val="a5"/>
+        <w:rPr>
+          <w:rFonts w:ascii="TimesNewRomanPSMT" w:hAnsi="TimesNewRomanPSMT"/>
+          <w:color w:val="000000"/>
+          <w:szCs w:val="28"/>
+        </w:rPr>
+      </w:pPr>
+      <w:r>
+        <w:rPr>
+          <w:rFonts w:ascii="TimesNewRomanPSMT" w:hAnsi="TimesNewRomanPSMT"/>
+          <w:color w:val="000000"/>
+          <w:szCs w:val="28"/>
+          <w:lang w:val="en-US"/>
+        </w:rPr>
+        <w:t>FK</w:t>
+      </w:r>
+      <w:r>
+        <w:rPr>
+          <w:rFonts w:ascii="TimesNewRomanPSMT" w:hAnsi="TimesNewRomanPSMT"/>
+          <w:color w:val="000000"/>
+          <w:szCs w:val="28"/>
+        </w:rPr>
+        <w:t xml:space="preserve"> – </w:t>
+      </w:r>
+      <w:r>
+        <w:rPr>
+          <w:rFonts w:ascii="TimesNewRomanPSMT" w:hAnsi="TimesNewRomanPSMT"/>
+          <w:color w:val="000000"/>
+          <w:szCs w:val="28"/>
+        </w:rPr>
+        <w:t>внешний ключ</w:t>
+      </w:r>
+    </w:p>
+    <w:p>
+      <w:pPr>
+        <w:pStyle w:val="a5"/>
+      </w:pPr>
+      <w:r>
+        <w:rPr>
+          <w:rFonts w:ascii="TimesNewRomanPSMT" w:hAnsi="TimesNewRomanPSMT"/>
+          <w:color w:val="000000"/>
+          <w:szCs w:val="28"/>
+          <w:lang w:val="en-US"/>
+        </w:rPr>
+        <w:t>ORM</w:t>
+      </w:r>
+      <w:r>
+        <w:rPr>
+          <w:rFonts w:ascii="TimesNewRomanPSMT" w:hAnsi="TimesNewRomanPSMT"/>
+          <w:color w:val="000000"/>
+          <w:szCs w:val="28"/>
+        </w:rPr>
+        <w:t xml:space="preserve"> – </w:t>
+      </w:r>
+      <w:r>
+        <w:rPr>
+          <w:rFonts w:ascii="TimesNewRomanPSMT" w:hAnsi="TimesNewRomanPSMT"/>
+          <w:color w:val="000000"/>
+          <w:szCs w:val="28"/>
+        </w:rPr>
+        <w:t>объектно-реляционное отображение</w:t>
+      </w:r>
+    </w:p>
+    <w:p>
+      <w:pPr>
+        <w:pStyle w:val="a5"/>
+        <w:rPr>
+          <w:rFonts w:ascii="TimesNewRomanPSMT" w:hAnsi="TimesNewRomanPSMT"/>
+          <w:color w:val="000000"/>
+          <w:szCs w:val="28"/>
+        </w:rPr>
+      </w:pPr>
+      <w:r>
+        <w:rPr>
+          <w:rFonts w:ascii="TimesNewRomanPSMT" w:hAnsi="TimesNewRomanPSMT"/>
+          <w:color w:val="000000"/>
+          <w:szCs w:val="28"/>
+          <w:lang w:val="en-US"/>
+        </w:rPr>
+        <w:t>PK</w:t>
+      </w:r>
+      <w:r>
+        <w:rPr>
+          <w:rFonts w:ascii="TimesNewRomanPSMT" w:hAnsi="TimesNewRomanPSMT"/>
+          <w:color w:val="000000"/>
+          <w:szCs w:val="28"/>
+        </w:rPr>
+        <w:t xml:space="preserve"> – </w:t>
+      </w:r>
+      <w:r>
+        <w:rPr>
+          <w:rFonts w:ascii="TimesNewRomanPSMT" w:hAnsi="TimesNewRomanPSMT"/>
+          <w:color w:val="000000"/>
+          <w:szCs w:val="28"/>
+        </w:rPr>
+        <w:t>первичный ключ</w:t>
+      </w:r>
+    </w:p>
+    <w:p>
+      <w:pPr>
+        <w:pStyle w:val="a5"/>
+      </w:pPr>
+      <w:r>
+        <w:t>SQL</w:t>
+      </w:r>
+      <w:r>
+        <w:t xml:space="preserve"> – </w:t>
+      </w:r>
+      <w:r>
+        <w:t>язык структурированных запросов</w:t>
+      </w:r>
+    </w:p>
+    <w:p>
+      <w:pPr>
+        <w:pStyle w:val="a5"/>
+        <w:rPr>
+          <w:rFonts w:ascii="TimesNewRomanPSMT" w:hAnsi="TimesNewRomanPSMT"/>
+          <w:color w:val="000000"/>
+          <w:szCs w:val="28"/>
+        </w:rPr>
+      </w:pPr>
+      <w:r>
+        <w:t>UI</w:t>
+      </w:r>
+      <w:r>
+        <w:t xml:space="preserve"> – пользовательский интерфейс</w:t>
+      </w:r>
+    </w:p>
+    <w:p>
+      <w:pPr>
+        <w:pStyle w:val="a5"/>
+      </w:pPr>
+      <w:r>
+        <w:rPr>
+          <w:lang w:val="en-US"/>
+        </w:rPr>
+        <w:t>UML</w:t>
+      </w:r>
+      <w:r>
+        <w:t xml:space="preserve"> – </w:t>
+      </w:r>
+      <w:r>
+        <w:t>унифицированный</w:t>
+      </w:r>
+      <w:r>
         <w:t xml:space="preserve"> </w:t>
       </w:r>
       <w:r>
-        <w:rPr>
-          <w:sz w:val="28"/>
-        </w:rPr>
-        <w:t>программного обеспечения</w:t>
-      </w:r>
-      <w:r>
-        <w:rPr>
-          <w:sz w:val="28"/>
-        </w:rPr>
-        <w:tab/>
-      </w:r>
-      <w:r>
-        <w:rPr>
-          <w:sz w:val="28"/>
-          <w:highlight w:val="yellow"/>
-        </w:rPr>
-        <w:t>?</w:t>
-      </w:r>
-    </w:p>
-    <w:p>
-      <w:pPr>
-        <w:tabs>
-          <w:tab w:val="right" w:leader="dot" w:pos="9639"/>
-        </w:tabs>
-        <w:spacing w:line="360" w:lineRule="auto"/>
-        <w:ind w:firstLine="992"/>
-        <w:jc w:val="both"/>
-        <w:rPr>
-          <w:sz w:val="28"/>
-        </w:rPr>
-      </w:pPr>
-      <w:r>
-        <w:rPr>
-          <w:sz w:val="28"/>
-        </w:rPr>
-        <w:t>5</w:t>
-      </w:r>
-      <w:r>
-        <w:rPr>
-          <w:sz w:val="28"/>
-        </w:rPr>
-        <w:t xml:space="preserve">.1 Установка </w:t>
-      </w:r>
-      <w:r>
-        <w:rPr>
-          <w:sz w:val="28"/>
-        </w:rPr>
-        <w:t>программного обеспечения</w:t>
-      </w:r>
-      <w:r>
-        <w:rPr>
-          <w:sz w:val="28"/>
-        </w:rPr>
-        <w:tab/>
-      </w:r>
-      <w:r>
-        <w:rPr>
-          <w:sz w:val="28"/>
-          <w:highlight w:val="yellow"/>
-        </w:rPr>
-        <w:t>?</w:t>
-      </w:r>
-    </w:p>
-    <w:p>
-      <w:pPr>
-        <w:tabs>
-          <w:tab w:val="right" w:leader="dot" w:pos="9639"/>
-        </w:tabs>
-        <w:spacing w:line="360" w:lineRule="auto"/>
-        <w:ind w:firstLine="992"/>
-        <w:jc w:val="both"/>
-        <w:rPr>
-          <w:sz w:val="28"/>
-        </w:rPr>
-      </w:pPr>
-      <w:r>
-        <w:rPr>
-          <w:sz w:val="28"/>
-        </w:rPr>
-        <w:t>5</w:t>
-      </w:r>
-      <w:r>
-        <w:rPr>
-          <w:sz w:val="28"/>
-        </w:rPr>
-        <w:t>.2 Инструкция по работе</w:t>
-      </w:r>
-      <w:r>
-        <w:rPr>
-          <w:sz w:val="28"/>
-        </w:rPr>
-        <w:tab/>
-      </w:r>
-      <w:r>
-        <w:rPr>
-          <w:sz w:val="28"/>
-          <w:highlight w:val="yellow"/>
-        </w:rPr>
-        <w:t>?</w:t>
-      </w:r>
-    </w:p>
-    <w:p>
-      <w:pPr>
-        <w:tabs>
-          <w:tab w:val="right" w:leader="dot" w:pos="9639"/>
-        </w:tabs>
-        <w:spacing w:line="360" w:lineRule="auto"/>
-        <w:ind w:firstLine="709"/>
-        <w:jc w:val="both"/>
-        <w:rPr>
-          <w:sz w:val="28"/>
-        </w:rPr>
-      </w:pPr>
-      <w:r>
-        <w:rPr>
-          <w:sz w:val="28"/>
-        </w:rPr>
-        <w:t>Заключение</w:t>
-      </w:r>
-      <w:r>
-        <w:rPr>
-          <w:sz w:val="28"/>
-        </w:rPr>
-        <w:tab/>
-      </w:r>
-      <w:r>
-        <w:rPr>
-          <w:sz w:val="28"/>
-          <w:highlight w:val="yellow"/>
-        </w:rPr>
-        <w:t>?</w:t>
-      </w:r>
-    </w:p>
-    <w:p>
-      <w:pPr>
-        <w:tabs>
-          <w:tab w:val="right" w:leader="dot" w:pos="9639"/>
-        </w:tabs>
-        <w:spacing w:line="360" w:lineRule="auto"/>
-        <w:ind w:firstLine="709"/>
-        <w:jc w:val="both"/>
-        <w:rPr>
-          <w:sz w:val="28"/>
-        </w:rPr>
-      </w:pPr>
-      <w:r>
-        <w:rPr>
-          <w:sz w:val="28"/>
-        </w:rPr>
-        <w:t>Список использованных источников</w:t>
-      </w:r>
-      <w:r>
-        <w:rPr>
-          <w:sz w:val="28"/>
-        </w:rPr>
-        <w:tab/>
-      </w:r>
-      <w:r>
-        <w:rPr>
-          <w:sz w:val="28"/>
-        </w:rPr>
-        <w:t>30</w:t>
-      </w:r>
-    </w:p>
-    <w:p>
-      <w:pPr>
-        <w:jc w:val="center"/>
-      </w:pPr>
+        <w:t>язык</w:t>
+      </w:r>
+      <w:r>
+        <w:t xml:space="preserve"> </w:t>
+      </w:r>
+      <w:r>
+        <w:t>моделирования</w:t>
+      </w:r>
+    </w:p>
+    <w:p>
+      <w:pPr>
+        <w:spacing w:after="200" w:line="276" w:lineRule="auto"/>
+        <w:rPr>
+          <w:rFonts w:eastAsiaTheme="minorHAnsi" w:cstheme="minorBidi"/>
+          <w:kern w:val="2"/>
+          <w:sz w:val="28"/>
+          <w:szCs w:val="22"/>
+          <w:lang w:eastAsia="en-US"/>
+          <w14:ligatures w14:val="standardContextual"/>
+        </w:rPr>
+      </w:pPr>
+      <w:r>
+        <w:br w:type="page"/>
+      </w:r>
+    </w:p>
+    <w:p>
+      <w:pPr>
+        <w:pStyle w:val="af0"/>
+      </w:pPr>
+      <w:bookmarkStart w:id="1" w:name="_Toc194696991"/>
+      <w:r>
+        <w:lastRenderedPageBreak/>
+        <w:t>Введение</w:t>
+      </w:r>
+      <w:bookmarkEnd w:id="1"/>
+    </w:p>
+    <w:p>
+      <w:pPr>
+        <w:pStyle w:val="a5"/>
+      </w:pPr>
+      <w:r>
+        <w:t xml:space="preserve">На протяжении всей жизни общение является неотъемлемой частью социальной жизни человека. С помощью общения люди обмениваются нужной и важной для них информацией, что в свою очередь </w:t>
+      </w:r>
+      <w:r>
+        <w:t xml:space="preserve">решает очень много задач и проблем человека. В эпоху информационных технологий очень важна организация общения между людьми. Развитие сети Интернет и </w:t>
+      </w:r>
+      <w:r>
+        <w:t>распространение цифровых устройств привели к появлению средств для обмена информацией между людьми разными способами. Веб-чат является одним из наиболее востребованных инструментов онлайн общения из-за быстрого обмена и доступности без необходимости скачивать стороннее ПО.</w:t>
+      </w:r>
+    </w:p>
+    <w:p>
+      <w:pPr>
+        <w:pStyle w:val="a5"/>
+      </w:pPr>
+      <w:r>
+        <w:t>Актуальность темы по разработке веб-чата «Реплика»</w:t>
+      </w:r>
+      <w:r>
+        <w:t xml:space="preserve"> связана с ростом потребностей людей в удобных </w:t>
+      </w:r>
+      <w:r>
+        <w:t>и доступн</w:t>
+      </w:r>
+      <w:r>
+        <w:t>ых</w:t>
+      </w:r>
+      <w:r>
+        <w:t xml:space="preserve"> инструмента</w:t>
+      </w:r>
+      <w:r>
+        <w:t>х</w:t>
+      </w:r>
+      <w:r>
+        <w:t xml:space="preserve"> для общения пользователей в режиме реального времени. Разработка веб-чата позволит изучить принципы создания клиент-серверной архитектуры, обработки пользовательских запросов через интерфейс и хранения данных</w:t>
+      </w:r>
+      <w:r>
+        <w:t>.</w:t>
+      </w:r>
+    </w:p>
+    <w:p>
+      <w:pPr>
+        <w:pStyle w:val="a5"/>
+      </w:pPr>
+      <w:r>
+        <w:t>В ходе</w:t>
+      </w:r>
+      <w:r>
+        <w:t xml:space="preserve"> </w:t>
+      </w:r>
+      <w:r>
+        <w:t>курсового проекта</w:t>
+      </w:r>
+      <w:r>
+        <w:t xml:space="preserve"> требуется</w:t>
+      </w:r>
+      <w:r>
+        <w:t xml:space="preserve"> </w:t>
+      </w:r>
+      <w:r>
+        <w:t>разработ</w:t>
+      </w:r>
+      <w:r>
+        <w:t xml:space="preserve">ать </w:t>
+      </w:r>
+      <w:r>
+        <w:t>многопользовательск</w:t>
+      </w:r>
+      <w:r>
+        <w:t>ую</w:t>
+      </w:r>
+      <w:r>
+        <w:t xml:space="preserve"> клиент-серверн</w:t>
+      </w:r>
+      <w:r>
+        <w:t>ую</w:t>
+      </w:r>
+      <w:r>
+        <w:t xml:space="preserve"> информационн</w:t>
+      </w:r>
+      <w:r>
+        <w:t>ую</w:t>
+      </w:r>
+      <w:r>
+        <w:t xml:space="preserve"> систе</w:t>
+      </w:r>
+      <w:r>
+        <w:t>му</w:t>
+      </w:r>
+      <w:r>
+        <w:t xml:space="preserve"> «Реплика»</w:t>
+      </w:r>
+      <w:r>
+        <w:t xml:space="preserve">, </w:t>
+      </w:r>
+      <w:r>
+        <w:t>предназначенн</w:t>
+      </w:r>
+      <w:r>
+        <w:t>ую</w:t>
+      </w:r>
+      <w:r>
+        <w:t xml:space="preserve"> для </w:t>
+      </w:r>
+      <w:r>
+        <w:t>организации удобного взаимодействия между людьми</w:t>
+      </w:r>
+      <w:r>
+        <w:t>, автоматизации процесса получения и отправки сообщений</w:t>
+      </w:r>
+      <w:r>
+        <w:t xml:space="preserve"> в режиме реального времени через веб-интерфейс</w:t>
+      </w:r>
+      <w:r>
+        <w:t xml:space="preserve"> и обеспечения хранения данных, связанных с пользователями информационной системы</w:t>
+      </w:r>
+      <w:r>
+        <w:t>.</w:t>
+      </w:r>
+    </w:p>
+    <w:p>
+      <w:pPr>
+        <w:pStyle w:val="a"/>
+        <w:numPr>
+          <w:ilvl w:val="0"/>
+          <w:numId w:val="0"/>
+        </w:numPr>
+        <w:ind w:left="709"/>
+      </w:pPr>
+      <w:r>
+        <w:t>Задачами производственной практики являются:</w:t>
+      </w:r>
+    </w:p>
+    <w:p>
+      <w:pPr>
+        <w:pStyle w:val="a"/>
+      </w:pPr>
+      <w:r>
+        <w:t>и</w:t>
+      </w:r>
+      <w:r>
+        <w:t>зучить предметную область, связанную с организацией обмена сообщениями между пользователями, и проанализировать существующие решения для онлайн-общения</w:t>
+      </w:r>
+      <w:r>
+        <w:t>;</w:t>
+      </w:r>
+    </w:p>
+    <w:p>
+      <w:pPr>
+        <w:pStyle w:val="a"/>
+      </w:pPr>
+      <w:r>
+        <w:t>п</w:t>
+      </w:r>
+      <w:r>
+        <w:t>ровести сбор и анализ требований к разрабатываемому веб-чату «Реплика», определить его функциональные и нефункциональные требования</w:t>
+      </w:r>
+      <w:r>
+        <w:t>;</w:t>
+      </w:r>
+    </w:p>
+    <w:p>
+      <w:pPr>
+        <w:pStyle w:val="a"/>
+      </w:pPr>
+      <w:r>
+        <w:t>спроектировать диаграммы и модели, необходимые для разработки ПО;</w:t>
+      </w:r>
+    </w:p>
+    <w:p>
+      <w:pPr>
+        <w:pStyle w:val="a"/>
+      </w:pPr>
+      <w:r>
+        <w:lastRenderedPageBreak/>
+        <w:t>с</w:t>
+      </w:r>
+      <w:r>
+        <w:t>проектировать структуру базы данных для хранения информации о пользователях, сообщениях и истории переписки</w:t>
+      </w:r>
+      <w:r>
+        <w:t>;</w:t>
+      </w:r>
+    </w:p>
+    <w:p>
+      <w:pPr>
+        <w:pStyle w:val="a"/>
+      </w:pPr>
+      <w:r>
+        <w:t>с</w:t>
+      </w:r>
+      <w:r>
+        <w:t>проектировать архитектуру клиент-серверного веб-приложения;</w:t>
+      </w:r>
+    </w:p>
+    <w:p>
+      <w:pPr>
+        <w:pStyle w:val="a"/>
+      </w:pPr>
+      <w:r>
+        <w:t>р</w:t>
+      </w:r>
+      <w:r>
+        <w:t>азработать пользовательский интерфейс веб-чата с учётом требований к удобству и доступности использования</w:t>
+      </w:r>
+      <w:r>
+        <w:t>;</w:t>
+      </w:r>
+    </w:p>
+    <w:p>
+      <w:pPr>
+        <w:pStyle w:val="a"/>
+      </w:pPr>
+      <w:r>
+        <w:t>р</w:t>
+      </w:r>
+      <w:r>
+        <w:t>еализовать механизмы отправки, получения, отображения и хранения сообщений;</w:t>
+      </w:r>
+    </w:p>
+    <w:p>
+      <w:pPr>
+        <w:pStyle w:val="a"/>
+      </w:pPr>
+      <w:r>
+        <w:t>реализовать экспорт данных и формирование отчетов;</w:t>
+      </w:r>
+    </w:p>
+    <w:p>
+      <w:pPr>
+        <w:pStyle w:val="a"/>
+      </w:pPr>
+      <w:r>
+        <w:t>реализовать разграничение прав доступа пользователей;</w:t>
+      </w:r>
+    </w:p>
+    <w:p>
+      <w:pPr>
+        <w:pStyle w:val="a"/>
+      </w:pPr>
+      <w:r>
+        <w:t>реализовать фильтрацию / поиск / сортировку данных;</w:t>
+      </w:r>
+    </w:p>
+    <w:p>
+      <w:pPr>
+        <w:pStyle w:val="a"/>
+      </w:pPr>
+      <w:r>
+        <w:t xml:space="preserve">реализовать защиту </w:t>
+      </w:r>
+      <w:r>
+        <w:t xml:space="preserve">пользовательских </w:t>
+      </w:r>
+      <w:r>
+        <w:t>данных</w:t>
+      </w:r>
+      <w:r>
+        <w:rPr>
+          <w:lang w:val="en-US"/>
+        </w:rPr>
+        <w:t>;</w:t>
+      </w:r>
+    </w:p>
+    <w:p>
+      <w:pPr>
+        <w:pStyle w:val="a"/>
+      </w:pPr>
+      <w:r>
+        <w:t>выполнить тестирование и отладку ПО и проанализировать результаты тестирования;</w:t>
+      </w:r>
+    </w:p>
+    <w:p>
+      <w:pPr>
+        <w:pStyle w:val="a"/>
+      </w:pPr>
+      <w:r>
+        <w:t>разработать программную и эксплуатационную документацию</w:t>
+      </w:r>
+      <w:r>
+        <w:t xml:space="preserve"> для использования веб-чата «Реплика»</w:t>
+      </w:r>
+      <w:r>
+        <w:t>;</w:t>
+      </w:r>
+    </w:p>
+    <w:p>
+      <w:pPr>
+        <w:pStyle w:val="a"/>
+      </w:pPr>
+      <w:r>
+        <w:t xml:space="preserve">систематизировать и закрепить полученные теоретические знания и практические умения по общепрофессиональным и специальным дисциплинам специальности «09.02.07 </w:t>
+      </w:r>
+      <w:r>
+        <w:t>–</w:t>
+      </w:r>
+      <w:r>
+        <w:t xml:space="preserve"> Информационные системы и программирование»</w:t>
+      </w:r>
+      <w:r>
+        <w:t>;</w:t>
+      </w:r>
+    </w:p>
+    <w:p>
+      <w:pPr>
+        <w:pStyle w:val="a"/>
+      </w:pPr>
+      <w:r>
+        <w:t>углубить теоретические знания в соответствии с заданной темой</w:t>
+      </w:r>
+      <w:r>
+        <w:t>;</w:t>
+      </w:r>
+    </w:p>
+    <w:p>
+      <w:pPr>
+        <w:pStyle w:val="a"/>
+      </w:pPr>
+      <w:r>
+        <w:t>сформировать умения применять теоретические знания при решении поставленных вопросов;</w:t>
+      </w:r>
+    </w:p>
+    <w:p>
+      <w:pPr>
+        <w:pStyle w:val="a"/>
+      </w:pPr>
+      <w:r>
+        <w:t>сформировать умения использовать справочную и нормативную документацию.</w:t>
+      </w:r>
+    </w:p>
+    <w:p>
+      <w:pPr>
+        <w:spacing w:after="200" w:line="276" w:lineRule="auto"/>
+        <w:rPr>
+          <w:rFonts w:eastAsiaTheme="minorHAnsi" w:cstheme="minorBidi"/>
+          <w:kern w:val="2"/>
+          <w:sz w:val="28"/>
+          <w:szCs w:val="22"/>
+          <w:lang w:eastAsia="en-US"/>
+          <w14:ligatures w14:val="standardContextual"/>
+        </w:rPr>
+      </w:pPr>
+      <w:r>
+        <w:br w:type="page"/>
+      </w:r>
+    </w:p>
+    <w:p>
+      <w:pPr>
+        <w:pStyle w:val="1"/>
+      </w:pPr>
+      <w:r>
+        <w:lastRenderedPageBreak/>
+        <w:t>Анализ и разработка требований</w:t>
+      </w:r>
+    </w:p>
+    <w:p>
+      <w:pPr>
+        <w:pStyle w:val="2"/>
+        <w:rPr>
+          <w:sz w:val="32"/>
+        </w:rPr>
+      </w:pPr>
+      <w:r>
+        <w:t>Назначение и область применения</w:t>
+      </w:r>
+    </w:p>
+    <w:p>
+      <w:pPr>
+        <w:pStyle w:val="ae"/>
+      </w:pPr>
+      <w:r>
+        <w:t xml:space="preserve">Пользователями веб-чата являются зарегистрированные пользователи, которые используют </w:t>
+      </w:r>
+      <w:r>
+        <w:t xml:space="preserve">систему </w:t>
+      </w:r>
+      <w:r>
+        <w:t xml:space="preserve">для обмена информацией. </w:t>
+      </w:r>
+      <w:r>
+        <w:t xml:space="preserve">Так же в системе будет </w:t>
+      </w:r>
+      <w:r>
+        <w:t xml:space="preserve">выделена </w:t>
+      </w:r>
+      <w:r>
+        <w:t>роль</w:t>
+      </w:r>
+      <w:r>
+        <w:t xml:space="preserve"> администратора, отвечающего за управление учётными записями и контроль работы </w:t>
+      </w:r>
+      <w:r>
+        <w:t>веб-чата</w:t>
+      </w:r>
+      <w:r>
+        <w:t>.</w:t>
+      </w:r>
+    </w:p>
+    <w:p>
+      <w:pPr>
+        <w:pStyle w:val="ae"/>
+      </w:pPr>
+      <w:r>
+        <w:t xml:space="preserve">Веб-чат «Реплика» представляет собой веб-приложение, предназначенное </w:t>
+      </w:r>
+      <w:r>
+        <w:t xml:space="preserve">для </w:t>
+      </w:r>
+      <w:r>
+        <w:t>личного общения и обмена информацией и организацией взаимодействия между участниками в группах через сеть Интернет или локальную сеть. Основным назначением программного продукта является предоставление удобного инструмента для общения, позволяющего отправлять и получать сообщения и просматривать историю переписки.</w:t>
+      </w:r>
+    </w:p>
+    <w:p>
+      <w:pPr>
+        <w:pStyle w:val="2"/>
+      </w:pPr>
+      <w:r>
+        <w:t>Постановка задачи</w:t>
+      </w:r>
+    </w:p>
+    <w:p>
+      <w:pPr>
+        <w:pStyle w:val="ae"/>
+        <w:tabs>
+          <w:tab w:val="left" w:pos="993"/>
+        </w:tabs>
+      </w:pPr>
+      <w:r>
+        <w:t>Разработать многопользовательское веб-приложение, предоставляющее пользователям возможность переписываться в личных сообщениях в реальном времени и создавать группы для массового обсуждения с возможностью вступления в них по приглашению. В приложении должна быть возможность переключения темы.</w:t>
+      </w:r>
+    </w:p>
+    <w:p>
+      <w:pPr>
+        <w:pStyle w:val="ae"/>
+        <w:tabs>
+          <w:tab w:val="left" w:pos="993"/>
+        </w:tabs>
+      </w:pPr>
+      <w:r>
+        <w:t>Э</w:t>
+      </w:r>
+      <w:r>
+        <w:t>ксплуатационны</w:t>
+      </w:r>
+      <w:r>
+        <w:t>е</w:t>
+      </w:r>
+      <w:r>
+        <w:t xml:space="preserve"> требования</w:t>
+      </w:r>
+      <w:r>
+        <w:t xml:space="preserve"> к</w:t>
+      </w:r>
+      <w:r>
+        <w:t xml:space="preserve"> </w:t>
+      </w:r>
+      <w:r>
+        <w:t>интерфейсу</w:t>
+      </w:r>
+      <w:r>
+        <w:t>:</w:t>
+      </w:r>
+    </w:p>
+    <w:p>
+      <w:pPr>
+        <w:pStyle w:val="ae"/>
+        <w:numPr>
+          <w:ilvl w:val="0"/>
+          <w:numId w:val="8"/>
+        </w:numPr>
+        <w:tabs>
+          <w:tab w:val="left" w:pos="993"/>
+        </w:tabs>
+        <w:ind w:left="0" w:firstLine="709"/>
+      </w:pPr>
+      <w:r>
+        <w:t>обеспечивать простоту и удобство использования;</w:t>
+      </w:r>
+    </w:p>
+    <w:p>
+      <w:pPr>
+        <w:pStyle w:val="ae"/>
+        <w:numPr>
+          <w:ilvl w:val="0"/>
+          <w:numId w:val="8"/>
+        </w:numPr>
+        <w:tabs>
+          <w:tab w:val="left" w:pos="993"/>
+        </w:tabs>
+        <w:ind w:left="0" w:firstLine="709"/>
+      </w:pPr>
+      <w:r>
+        <w:t>иметь понятную структуру и единый стиль оформления;</w:t>
+      </w:r>
+    </w:p>
+    <w:p>
+      <w:pPr>
+        <w:pStyle w:val="ae"/>
+        <w:numPr>
+          <w:ilvl w:val="0"/>
+          <w:numId w:val="8"/>
+        </w:numPr>
+        <w:tabs>
+          <w:tab w:val="left" w:pos="993"/>
+        </w:tabs>
+        <w:ind w:left="0" w:firstLine="709"/>
+      </w:pPr>
+      <w:r>
+        <w:t>поддерживать отправку и получение сообщений без перезагрузки страницы;</w:t>
+      </w:r>
+    </w:p>
+    <w:p>
+      <w:pPr>
+        <w:pStyle w:val="ae"/>
+        <w:numPr>
+          <w:ilvl w:val="0"/>
+          <w:numId w:val="8"/>
+        </w:numPr>
+        <w:tabs>
+          <w:tab w:val="left" w:pos="993"/>
+        </w:tabs>
+        <w:ind w:left="0" w:firstLine="709"/>
+      </w:pPr>
+      <w:r>
+        <w:t>сохранность истории сообщений.</w:t>
+      </w:r>
+    </w:p>
+    <w:p>
+      <w:pPr>
+        <w:pStyle w:val="ae"/>
+        <w:tabs>
+          <w:tab w:val="left" w:pos="993"/>
+        </w:tabs>
+      </w:pPr>
+      <w:r>
+        <w:t>Эксплуатационные требования к защите данных:</w:t>
+      </w:r>
+    </w:p>
+    <w:p>
+      <w:pPr>
+        <w:pStyle w:val="ae"/>
+        <w:numPr>
+          <w:ilvl w:val="0"/>
+          <w:numId w:val="8"/>
+        </w:numPr>
+        <w:tabs>
+          <w:tab w:val="left" w:pos="993"/>
+        </w:tabs>
+        <w:ind w:left="0" w:firstLine="709"/>
+      </w:pPr>
+      <w:r>
+        <w:t>обеспе</w:t>
+      </w:r>
+      <w:r>
+        <w:t>чивать</w:t>
+      </w:r>
+      <w:r>
+        <w:t xml:space="preserve"> безопасн</w:t>
+      </w:r>
+      <w:r>
+        <w:t>ую</w:t>
+      </w:r>
+      <w:r>
+        <w:t xml:space="preserve"> авторизаци</w:t>
+      </w:r>
+      <w:r>
+        <w:t>ю</w:t>
+      </w:r>
+      <w:r>
+        <w:t xml:space="preserve"> пользователей</w:t>
+      </w:r>
+      <w:r>
+        <w:rPr>
+          <w:lang w:val="en-US"/>
+        </w:rPr>
+        <w:t>;</w:t>
+      </w:r>
+    </w:p>
+    <w:p>
+      <w:pPr>
+        <w:pStyle w:val="ae"/>
+        <w:numPr>
+          <w:ilvl w:val="0"/>
+          <w:numId w:val="8"/>
+        </w:numPr>
+        <w:tabs>
+          <w:tab w:val="left" w:pos="993"/>
+        </w:tabs>
+        <w:ind w:left="0" w:firstLine="709"/>
+      </w:pPr>
+      <w:r>
+        <w:lastRenderedPageBreak/>
+        <w:t xml:space="preserve">иметь </w:t>
+      </w:r>
+      <w:r>
+        <w:t>разграничение прав доступа</w:t>
+      </w:r>
+      <w:r>
+        <w:rPr>
+          <w:lang w:val="en-US"/>
+        </w:rPr>
+        <w:t>;</w:t>
+      </w:r>
+    </w:p>
+    <w:p>
+      <w:pPr>
+        <w:pStyle w:val="ae"/>
+        <w:numPr>
+          <w:ilvl w:val="0"/>
+          <w:numId w:val="8"/>
+        </w:numPr>
+        <w:tabs>
+          <w:tab w:val="left" w:pos="993"/>
+        </w:tabs>
+        <w:ind w:left="0" w:firstLine="709"/>
+      </w:pPr>
+      <w:r>
+        <w:t>храни</w:t>
+      </w:r>
+      <w:r>
+        <w:t>ть</w:t>
+      </w:r>
+      <w:r>
+        <w:t xml:space="preserve"> парол</w:t>
+      </w:r>
+      <w:r>
+        <w:t>и</w:t>
+      </w:r>
+      <w:r>
+        <w:t xml:space="preserve"> в виде</w:t>
+      </w:r>
+      <w:r>
+        <w:t xml:space="preserve"> криптографических</w:t>
+      </w:r>
+      <w:r>
+        <w:t xml:space="preserve"> хэшей;</w:t>
+      </w:r>
+    </w:p>
+    <w:p>
+      <w:pPr>
+        <w:pStyle w:val="ae"/>
+        <w:numPr>
+          <w:ilvl w:val="0"/>
+          <w:numId w:val="8"/>
+        </w:numPr>
+        <w:tabs>
+          <w:tab w:val="left" w:pos="993"/>
+        </w:tabs>
+        <w:ind w:left="0" w:firstLine="709"/>
+      </w:pPr>
+      <w:r>
+        <w:t>необходимо предусмотреть резервное копирование базы данных</w:t>
+      </w:r>
+      <w:r>
+        <w:t>;</w:t>
+      </w:r>
+    </w:p>
+    <w:p>
+      <w:pPr>
+        <w:pStyle w:val="ae"/>
+        <w:numPr>
+          <w:ilvl w:val="0"/>
+          <w:numId w:val="8"/>
+        </w:numPr>
+        <w:tabs>
+          <w:tab w:val="left" w:pos="993"/>
+        </w:tabs>
+        <w:ind w:left="0" w:firstLine="709"/>
+      </w:pPr>
+      <w:r>
+        <w:t>провер</w:t>
+      </w:r>
+      <w:r>
+        <w:t>ять</w:t>
+      </w:r>
+      <w:r>
+        <w:t xml:space="preserve"> полномочи</w:t>
+      </w:r>
+      <w:r>
+        <w:t>я</w:t>
+      </w:r>
+      <w:r>
+        <w:t xml:space="preserve"> пользователей при выполнении запросов.</w:t>
+      </w:r>
+    </w:p>
+    <w:p>
+      <w:pPr>
+        <w:pStyle w:val="ae"/>
+        <w:tabs>
+          <w:tab w:val="left" w:pos="993"/>
+        </w:tabs>
+      </w:pPr>
+      <w:r>
+        <w:t>Запуск приложения на стороне пользователя должен выполняться открыти</w:t>
+      </w:r>
+      <w:r>
+        <w:t>е</w:t>
+      </w:r>
+      <w:r>
+        <w:t xml:space="preserve"> адреса веб-чата в веб-браузере. Серверная часть должна быть предварительно установлена</w:t>
+      </w:r>
+      <w:r>
+        <w:t xml:space="preserve">, </w:t>
+      </w:r>
+      <w:r>
+        <w:t>настроена</w:t>
+      </w:r>
+      <w:r>
+        <w:t xml:space="preserve"> и запущена</w:t>
+      </w:r>
+      <w:r>
+        <w:t xml:space="preserve"> на сервере.</w:t>
+      </w:r>
+    </w:p>
+    <w:p>
+      <w:pPr>
+        <w:pStyle w:val="ae"/>
+        <w:tabs>
+          <w:tab w:val="left" w:pos="993"/>
+        </w:tabs>
+      </w:pPr>
+      <w:r>
+        <w:t>Для зарегистрированных пользователей веб-чат должен обеспечивать выполнение следующих основных функций:</w:t>
+      </w:r>
+    </w:p>
+    <w:p>
+      <w:pPr>
+        <w:pStyle w:val="ae"/>
+        <w:numPr>
+          <w:ilvl w:val="0"/>
+          <w:numId w:val="8"/>
+        </w:numPr>
+        <w:tabs>
+          <w:tab w:val="left" w:pos="993"/>
+        </w:tabs>
+        <w:ind w:left="0" w:firstLine="709"/>
+      </w:pPr>
+      <w:r>
+        <w:t>регистрацию новых пользователей;</w:t>
+      </w:r>
+    </w:p>
+    <w:p>
+      <w:pPr>
+        <w:pStyle w:val="ae"/>
+        <w:numPr>
+          <w:ilvl w:val="0"/>
+          <w:numId w:val="8"/>
+        </w:numPr>
+        <w:tabs>
+          <w:tab w:val="left" w:pos="993"/>
+        </w:tabs>
+        <w:ind w:left="0" w:firstLine="709"/>
+      </w:pPr>
+      <w:r>
+        <w:t>авторизацию пользователей с использованием учётных данных;</w:t>
+      </w:r>
+    </w:p>
+    <w:p>
+      <w:pPr>
+        <w:pStyle w:val="ae"/>
+        <w:numPr>
+          <w:ilvl w:val="0"/>
+          <w:numId w:val="8"/>
+        </w:numPr>
+        <w:tabs>
+          <w:tab w:val="left" w:pos="993"/>
+        </w:tabs>
+        <w:ind w:left="0" w:firstLine="709"/>
+      </w:pPr>
+      <w:r>
+        <w:t>просмотр списка чатов;</w:t>
+      </w:r>
+    </w:p>
+    <w:p>
+      <w:pPr>
+        <w:pStyle w:val="ae"/>
+        <w:numPr>
+          <w:ilvl w:val="0"/>
+          <w:numId w:val="8"/>
+        </w:numPr>
+        <w:tabs>
+          <w:tab w:val="left" w:pos="993"/>
+        </w:tabs>
+        <w:ind w:left="0" w:firstLine="709"/>
+      </w:pPr>
+      <w:r>
+        <w:t>отправку и получение текстовых сообщений;</w:t>
+      </w:r>
+    </w:p>
+    <w:p>
+      <w:pPr>
+        <w:pStyle w:val="ae"/>
+        <w:numPr>
+          <w:ilvl w:val="0"/>
+          <w:numId w:val="8"/>
+        </w:numPr>
+        <w:tabs>
+          <w:tab w:val="left" w:pos="993"/>
+        </w:tabs>
+        <w:ind w:left="0" w:firstLine="709"/>
+      </w:pPr>
+      <w:r>
+        <w:t>просмотр истории переписки;</w:t>
+      </w:r>
+    </w:p>
+    <w:p>
+      <w:pPr>
+        <w:pStyle w:val="ae"/>
+        <w:numPr>
+          <w:ilvl w:val="0"/>
+          <w:numId w:val="8"/>
+        </w:numPr>
+        <w:tabs>
+          <w:tab w:val="left" w:pos="993"/>
+        </w:tabs>
+        <w:ind w:left="0" w:firstLine="709"/>
+      </w:pPr>
+      <w:r>
+        <w:t>поиск пользователей в чатах и сообщений в чате;</w:t>
+      </w:r>
+    </w:p>
+    <w:p>
+      <w:pPr>
+        <w:pStyle w:val="ae"/>
+        <w:numPr>
+          <w:ilvl w:val="0"/>
+          <w:numId w:val="8"/>
+        </w:numPr>
+        <w:tabs>
+          <w:tab w:val="left" w:pos="993"/>
+        </w:tabs>
+        <w:ind w:left="0" w:firstLine="709"/>
+      </w:pPr>
+      <w:r>
+        <w:t>выход из учётной записи.</w:t>
+      </w:r>
+    </w:p>
+    <w:p>
+      <w:pPr>
+        <w:pStyle w:val="ae"/>
+        <w:tabs>
+          <w:tab w:val="left" w:pos="993"/>
+        </w:tabs>
+      </w:pPr>
+      <w:r>
+        <w:t>Неавторизованные пользователи должны иметь возможность перейти к регистрации или авторизации, но не должны получать доступ к личной переписке. При наличии административной роли администратору могут предоставляться дополнительные функции управления учётными записями и контроля работы системы.</w:t>
+      </w:r>
+    </w:p>
+    <w:p>
+      <w:pPr>
+        <w:pStyle w:val="2"/>
+      </w:pPr>
+      <w:r>
+        <w:t>Выбор состава программных и технических</w:t>
+      </w:r>
+      <w:r>
+        <w:t xml:space="preserve"> с</w:t>
+      </w:r>
+      <w:r>
+        <w:t>редств</w:t>
+      </w:r>
+    </w:p>
+    <w:p>
+      <w:pPr>
+        <w:pStyle w:val="ae"/>
+      </w:pPr>
+      <w:r>
+        <w:t>В качестве основных средств разработки выбраны язык программирования C#, платформа .NET, технология Blazor Server, интегрированная среда разработки Visual Studio 2026 и MySQL Workbench 8.0</w:t>
+      </w:r>
+      <w:r>
+        <w:t xml:space="preserve"> для проектирования и администрирования базы данных</w:t>
+      </w:r>
+      <w:r>
+        <w:t>.</w:t>
+      </w:r>
+    </w:p>
+    <w:p>
+      <w:pPr>
+        <w:pStyle w:val="ae"/>
+      </w:pPr>
+      <w:r>
+        <w:t>C#</w:t>
+      </w:r>
+      <w:r>
+        <w:t xml:space="preserve"> –</w:t>
+      </w:r>
+      <w:r>
+        <w:t xml:space="preserve"> основной язык программирования, предназначенный для реализации бизнес-логики приложения.</w:t>
+      </w:r>
+    </w:p>
+    <w:p>
+      <w:pPr>
+        <w:pStyle w:val="ae"/>
+      </w:pPr>
+      <w:r>
+        <w:lastRenderedPageBreak/>
+        <w:t xml:space="preserve">Blazor Server </w:t>
+      </w:r>
+      <w:r>
+        <w:t>–</w:t>
+      </w:r>
+      <w:r>
+        <w:t xml:space="preserve"> в</w:t>
+      </w:r>
+      <w:r>
+        <w:t xml:space="preserve">ыполнение </w:t>
+      </w:r>
+      <w:r>
+        <w:t xml:space="preserve">компонентов и обработка пользовательских </w:t>
+      </w:r>
+      <w:r>
+        <w:t>запросов</w:t>
+      </w:r>
+      <w:r>
+        <w:t xml:space="preserve"> осуществляются на сервере.</w:t>
+      </w:r>
+    </w:p>
+    <w:p>
+      <w:pPr>
+        <w:pStyle w:val="ae"/>
+      </w:pPr>
+      <w:r>
+        <w:t>SignalR</w:t>
+      </w:r>
+      <w:r>
+        <w:t xml:space="preserve"> – он</w:t>
+      </w:r>
+      <w:r>
+        <w:t xml:space="preserve"> позволяет обновлять интерфейс при поступлении новых сообщений без перезагрузки страницы</w:t>
+      </w:r>
+      <w:r>
+        <w:t>.</w:t>
+      </w:r>
+    </w:p>
+    <w:p>
+      <w:pPr>
+        <w:pStyle w:val="ae"/>
+      </w:pPr>
+      <w:r>
+        <w:t xml:space="preserve">Visual Studio 2026 </w:t>
+      </w:r>
+      <w:r>
+        <w:t>–</w:t>
+      </w:r>
+      <w:r>
+        <w:t xml:space="preserve"> </w:t>
+      </w:r>
+      <w:r>
+        <w:t xml:space="preserve">среда разработки, </w:t>
+      </w:r>
+      <w:r>
+        <w:t>предоставл</w:t>
+      </w:r>
+      <w:r>
+        <w:t>яющая</w:t>
+      </w:r>
+      <w:r>
+        <w:t xml:space="preserve"> инструменты для работы с проектами .NET.</w:t>
+      </w:r>
+    </w:p>
+    <w:p>
+      <w:pPr>
+        <w:pStyle w:val="ae"/>
+      </w:pPr>
+      <w:r>
+        <w:t xml:space="preserve">MySQL Workbench 8.0 </w:t>
+      </w:r>
+      <w:r>
+        <w:t>–</w:t>
+      </w:r>
+      <w:r>
+        <w:t xml:space="preserve"> </w:t>
+      </w:r>
+      <w:r>
+        <w:t xml:space="preserve">удобный </w:t>
+      </w:r>
+      <w:r>
+        <w:t>графический инструмент для проектирования структуры базы данных и администрирования MySQL Server.</w:t>
+      </w:r>
+    </w:p>
+    <w:p>
+      <w:pPr>
+        <w:pStyle w:val="ae"/>
+      </w:pPr>
+      <w:r>
+        <w:t xml:space="preserve">Клиентская часть представляет собой веб-интерфейс, доступный через браузер. </w:t>
+      </w:r>
+      <w:r>
+        <w:t>При</w:t>
+      </w:r>
+      <w:r>
+        <w:t xml:space="preserve"> использовании Blazor Server основная логика приложения выполняется на сервере, требования к производительности клиентского устройства </w:t>
+      </w:r>
+      <w:r>
+        <w:t>достаточно низкие</w:t>
+      </w:r>
+      <w:r>
+        <w:t>.</w:t>
+      </w:r>
+    </w:p>
+    <w:p>
+      <w:pPr>
+        <w:pStyle w:val="ae"/>
+      </w:pPr>
+      <w:r>
+        <w:t>Рекомендуемые минимальные требования к клиентскому устройству:</w:t>
+      </w:r>
+    </w:p>
+    <w:p>
+      <w:pPr>
+        <w:pStyle w:val="ae"/>
+        <w:numPr>
+          <w:ilvl w:val="0"/>
+          <w:numId w:val="8"/>
+        </w:numPr>
+        <w:tabs>
+          <w:tab w:val="left" w:pos="993"/>
+        </w:tabs>
+        <w:ind w:left="0" w:firstLine="709"/>
+      </w:pPr>
+      <w:r>
+        <w:t>процессор с двумя вычислительными ядрами и частотой от 2,0 ГГц;</w:t>
+      </w:r>
+    </w:p>
+    <w:p>
+      <w:pPr>
+        <w:pStyle w:val="ae"/>
+        <w:numPr>
+          <w:ilvl w:val="0"/>
+          <w:numId w:val="8"/>
+        </w:numPr>
+        <w:tabs>
+          <w:tab w:val="left" w:pos="993"/>
+        </w:tabs>
+        <w:ind w:left="0" w:firstLine="709"/>
+      </w:pPr>
+      <w:r>
+        <w:t>оперативная память объёмом от 4 ГБ;</w:t>
+      </w:r>
+    </w:p>
+    <w:p>
+      <w:pPr>
+        <w:pStyle w:val="ae"/>
+        <w:numPr>
+          <w:ilvl w:val="0"/>
+          <w:numId w:val="8"/>
+        </w:numPr>
+        <w:tabs>
+          <w:tab w:val="left" w:pos="993"/>
+        </w:tabs>
+        <w:ind w:left="0" w:firstLine="709"/>
+      </w:pPr>
+      <w:r>
+        <w:t>современный веб-браузер с поддержкой JavaScript, HTML5, CSS и WebSocket;</w:t>
+      </w:r>
+    </w:p>
+    <w:p>
+      <w:pPr>
+        <w:pStyle w:val="ae"/>
+        <w:numPr>
+          <w:ilvl w:val="0"/>
+          <w:numId w:val="8"/>
+        </w:numPr>
+        <w:tabs>
+          <w:tab w:val="left" w:pos="993"/>
+        </w:tabs>
+        <w:ind w:left="0" w:firstLine="709"/>
+      </w:pPr>
+      <w:r>
+        <w:t>стабильное подключение к Интернету или локальной сети.</w:t>
+      </w:r>
+    </w:p>
+    <w:p>
+      <w:pPr>
+        <w:pStyle w:val="ae"/>
+        <w:tabs>
+          <w:tab w:val="left" w:pos="993"/>
+        </w:tabs>
+      </w:pPr>
+      <w:r>
+        <w:t>Серверная часть выполняет основную логику приложения</w:t>
+      </w:r>
+      <w:r>
+        <w:t>.</w:t>
+      </w:r>
+    </w:p>
+    <w:p>
+      <w:pPr>
+        <w:pStyle w:val="ae"/>
+        <w:tabs>
+          <w:tab w:val="left" w:pos="993"/>
+        </w:tabs>
+      </w:pPr>
+      <w:r>
+        <w:t xml:space="preserve">Рекомендуемые минимальные требования к </w:t>
+      </w:r>
+      <w:r>
+        <w:t>серверному</w:t>
+      </w:r>
+      <w:r>
+        <w:t xml:space="preserve"> устройству:</w:t>
+      </w:r>
+    </w:p>
+    <w:p>
+      <w:pPr>
+        <w:pStyle w:val="ae"/>
+        <w:numPr>
+          <w:ilvl w:val="0"/>
+          <w:numId w:val="8"/>
+        </w:numPr>
+        <w:tabs>
+          <w:tab w:val="left" w:pos="993"/>
+        </w:tabs>
+        <w:ind w:left="0" w:firstLine="709"/>
+      </w:pPr>
+      <w:r>
+        <w:t>процессор с четырьмя вычислительными ядрами и частотой от 2,5 ГГц;</w:t>
+      </w:r>
+    </w:p>
+    <w:p>
+      <w:pPr>
+        <w:pStyle w:val="ae"/>
+        <w:numPr>
+          <w:ilvl w:val="0"/>
+          <w:numId w:val="8"/>
+        </w:numPr>
+        <w:tabs>
+          <w:tab w:val="left" w:pos="993"/>
+        </w:tabs>
+        <w:ind w:left="0" w:firstLine="709"/>
+      </w:pPr>
+      <w:r>
+        <w:t>оперативная память объёмом от 8 ГБ;</w:t>
+      </w:r>
+    </w:p>
+    <w:p>
+      <w:pPr>
+        <w:pStyle w:val="ae"/>
+        <w:numPr>
+          <w:ilvl w:val="0"/>
+          <w:numId w:val="8"/>
+        </w:numPr>
+        <w:tabs>
+          <w:tab w:val="left" w:pos="993"/>
+        </w:tabs>
+        <w:ind w:left="0" w:firstLine="709"/>
+      </w:pPr>
+      <w:r>
+        <w:t>SSD-накопитель объёмом от 100 ГБ;</w:t>
+      </w:r>
+    </w:p>
+    <w:p>
+      <w:pPr>
+        <w:pStyle w:val="ae"/>
+        <w:numPr>
+          <w:ilvl w:val="0"/>
+          <w:numId w:val="8"/>
+        </w:numPr>
+        <w:tabs>
+          <w:tab w:val="left" w:pos="993"/>
+        </w:tabs>
+        <w:ind w:left="0" w:firstLine="709"/>
+      </w:pPr>
+      <w:r>
+        <w:t xml:space="preserve">ОС </w:t>
+      </w:r>
+      <w:r>
+        <w:t>Windows с поддержкой используемой версии .NET;</w:t>
+      </w:r>
+    </w:p>
+    <w:p>
+      <w:pPr>
+        <w:pStyle w:val="ae"/>
+        <w:numPr>
+          <w:ilvl w:val="0"/>
+          <w:numId w:val="8"/>
+        </w:numPr>
+        <w:tabs>
+          <w:tab w:val="left" w:pos="993"/>
+        </w:tabs>
+        <w:ind w:left="0" w:firstLine="709"/>
+      </w:pPr>
+      <w:r>
+        <w:t>установленная среда выполнения .NET соответствующей версии;</w:t>
+      </w:r>
+    </w:p>
+    <w:p>
+      <w:pPr>
+        <w:pStyle w:val="ae"/>
+        <w:numPr>
+          <w:ilvl w:val="0"/>
+          <w:numId w:val="8"/>
+        </w:numPr>
+        <w:tabs>
+          <w:tab w:val="left" w:pos="993"/>
+        </w:tabs>
+        <w:ind w:left="0" w:firstLine="709"/>
+      </w:pPr>
+      <w:r>
+        <w:t>установленный и настроенный MySQL Server;</w:t>
+      </w:r>
+    </w:p>
+    <w:p>
+      <w:pPr>
+        <w:pStyle w:val="ae"/>
+        <w:numPr>
+          <w:ilvl w:val="0"/>
+          <w:numId w:val="8"/>
+        </w:numPr>
+        <w:tabs>
+          <w:tab w:val="left" w:pos="993"/>
+        </w:tabs>
+        <w:ind w:left="0" w:firstLine="709"/>
+      </w:pPr>
+      <w:r>
+        <w:t>сетевое подключение со скоростью не менее 100 Мбит/с.</w:t>
+      </w:r>
     </w:p>
     <w:sectPr>
+      <w:footerReference w:type="default" r:id="rId8"/>
       <w:pgSz w:w="11906" w:h="16838"/>
       <w:pgMar w:top="1134" w:right="850" w:bottom="1134" w:left="1701" w:header="708" w:footer="708" w:gutter="0"/>
       <w:cols w:space="708"/>
+      <w:titlePg/>
       <w:docGrid w:linePitch="360"/>
     </w:sectPr>
   </w:body>
 </w:document>
 </file>
 
+<file path=word/endnotes.xml><?xml version="1.0" encoding="utf-8"?>
+<w:endnotes xmlns:wpc="http://schemas.microsoft.com/office/word/2010/wordprocessingCanvas" xmlns:cx="http://schemas.microsoft.com/office/drawing/2014/chartex" xmlns:cx1="http://schemas.microsoft.com/office/drawing/2015/9/8/chartex" xmlns:cx2="http://schemas.microsoft.com/office/drawing/2015/10/21/chartex" xmlns:cx3="http://schemas.microsoft.com/office/drawing/2016/5/9/chartex" xmlns:cx4="http://schemas.microsoft.com/office/drawing/2016/5/10/chartex" xmlns:cx5="http://schemas.microsoft.com/office/drawing/2016/5/11/chartex" xmlns:cx6="http://schemas.microsoft.com/office/drawing/2016/5/12/chartex" xmlns:cx7="http://schemas.microsoft.com/office/drawing/2016/5/13/chartex" xmlns:cx8="http://schemas.microsoft.com/office/drawing/2016/5/14/chartex" xmlns:mc="http://schemas.openxmlformats.org/markup-compatibility/2006" xmlns:aink="http://schemas.microsoft.com/office/drawing/2016/ink" xmlns:am3d="http://schemas.microsoft.com/office/drawing/2017/model3d" xmlns:o="urn:schemas-microsoft-com:office:office" xmlns:r="http://schemas.openxmlformats.org/officeDocument/2006/relationships" xmlns:m="http://schemas.openxmlformats.org/officeDocument/2006/math" xmlns:v="urn:schemas-microsoft-com:vml" xmlns:wp14="http://schemas.microsoft.com/office/word/2010/wordprocessingDrawing" xmlns:wp="http://schemas.openxmlformats.org/drawingml/2006/wordprocessingDrawing" xmlns:w10="urn:schemas-microsoft-com:office:word" xmlns:w="http://schemas.openxmlformats.org/wordprocessingml/2006/main" xmlns:w14="http://schemas.microsoft.com/office/word/2010/wordml" xmlns:w15="http://schemas.microsoft.com/office/word/2012/wordml" xmlns:w16cex="http://schemas.microsoft.com/office/word/2018/wordml/cex" xmlns:w16cid="http://schemas.microsoft.com/office/word/2016/wordml/cid" xmlns:w16="http://schemas.microsoft.com/office/word/2018/wordml" xmlns:w16sdtdh="http://schemas.microsoft.com/office/word/2020/wordml/sdtdatahash" xmlns:w16se="http://schemas.microsoft.com/office/word/2015/wordml/symex" xmlns:wpg="http://schemas.microsoft.com/office/word/2010/wordprocessingGroup" xmlns:wpi="http://schemas.microsoft.com/office/word/2010/wordprocessingInk" xmlns:wne="http://schemas.microsoft.com/office/word/2006/wordml" xmlns:wps="http://schemas.microsoft.com/office/word/2010/wordprocessingShape" mc:Ignorable="w14 w15 w16se w16cid w16 w16cex w16sdtdh wp14">
+  <w:endnote w:type="separator" w:id="-1">
+    <w:p>
+      <w:r>
+        <w:separator/>
+      </w:r>
+    </w:p>
+  </w:endnote>
+  <w:endnote w:type="continuationSeparator" w:id="0">
+    <w:p>
+      <w:r>
+        <w:continuationSeparator/>
+      </w:r>
+    </w:p>
+  </w:endnote>
+</w:endnotes>
+</file>
+
+<file path=word/footer1.xml><?xml version="1.0" encoding="utf-8"?>
+<w:ftr xmlns:wpc="http://schemas.microsoft.com/office/word/2010/wordprocessingCanvas" xmlns:cx="http://schemas.microsoft.com/office/drawing/2014/chartex" xmlns:cx1="http://schemas.microsoft.com/office/drawing/2015/9/8/chartex" xmlns:cx2="http://schemas.microsoft.com/office/drawing/2015/10/21/chartex" xmlns:cx3="http://schemas.microsoft.com/office/drawing/2016/5/9/chartex" xmlns:cx4="http://schemas.microsoft.com/office/drawing/2016/5/10/chartex" xmlns:cx5="http://schemas.microsoft.com/office/drawing/2016/5/11/chartex" xmlns:cx6="http://schemas.microsoft.com/office/drawing/2016/5/12/chartex" xmlns:cx7="http://schemas.microsoft.com/office/drawing/2016/5/13/chartex" xmlns:cx8="http://schemas.microsoft.com/office/drawing/2016/5/14/chartex" xmlns:mc="http://schemas.openxmlformats.org/markup-compatibility/2006" xmlns:aink="http://schemas.microsoft.com/office/drawing/2016/ink" xmlns:am3d="http://schemas.microsoft.com/office/drawing/2017/model3d" xmlns:o="urn:schemas-microsoft-com:office:office" xmlns:r="http://schemas.openxmlformats.org/officeDocument/2006/relationships" xmlns:m="http://schemas.openxmlformats.org/officeDocument/2006/math" xmlns:v="urn:schemas-microsoft-com:vml" xmlns:wp14="http://schemas.microsoft.com/office/word/2010/wordprocessingDrawing" xmlns:wp="http://schemas.openxmlformats.org/drawingml/2006/wordprocessingDrawing" xmlns:w10="urn:schemas-microsoft-com:office:word" xmlns:w="http://schemas.openxmlformats.org/wordprocessingml/2006/main" xmlns:w14="http://schemas.microsoft.com/office/word/2010/wordml" xmlns:w15="http://schemas.microsoft.com/office/word/2012/wordml" xmlns:w16cex="http://schemas.microsoft.com/office/word/2018/wordml/cex" xmlns:w16cid="http://schemas.microsoft.com/office/word/2016/wordml/cid" xmlns:w16="http://schemas.microsoft.com/office/word/2018/wordml" xmlns:w16sdtdh="http://schemas.microsoft.com/office/word/2020/wordml/sdtdatahash" xmlns:w16se="http://schemas.microsoft.com/office/word/2015/wordml/symex" xmlns:wpg="http://schemas.microsoft.com/office/word/2010/wordprocessingGroup" xmlns:wpi="http://schemas.microsoft.com/office/word/2010/wordprocessingInk" xmlns:wne="http://schemas.microsoft.com/office/word/2006/wordml" xmlns:wps="http://schemas.microsoft.com/office/word/2010/wordprocessingShape" mc:Ignorable="w14 w15 w16se w16cid w16 w16cex w16sdtdh wp14">
+  <w:sdt>
+    <w:sdtPr>
+      <w:id w:val="-425809225"/>
+      <w:docPartObj>
+        <w:docPartGallery w:val="Page Numbers (Bottom of Page)"/>
+        <w:docPartUnique/>
+      </w:docPartObj>
+    </w:sdtPr>
+    <w:sdtEndPr/>
+    <w:sdtContent>
+      <w:p>
+        <w:pPr>
+          <w:pStyle w:val="ab"/>
+          <w:jc w:val="center"/>
+        </w:pPr>
+        <w:r>
+          <w:fldChar w:fldCharType="begin"/>
+        </w:r>
+        <w:r>
+          <w:instrText>PAGE   \* MERGEFORMAT</w:instrText>
+        </w:r>
+        <w:r>
+          <w:fldChar w:fldCharType="separate"/>
+        </w:r>
+        <w:r>
+          <w:t>2</w:t>
+        </w:r>
+        <w:r>
+          <w:fldChar w:fldCharType="end"/>
+        </w:r>
+      </w:p>
+    </w:sdtContent>
+  </w:sdt>
+</w:ftr>
+</file>
+
+<file path=word/footnotes.xml><?xml version="1.0" encoding="utf-8"?>
+<w:footnotes xmlns:wpc="http://schemas.microsoft.com/office/word/2010/wordprocessingCanvas" xmlns:cx="http://schemas.microsoft.com/office/drawing/2014/chartex" xmlns:cx1="http://schemas.microsoft.com/office/drawing/2015/9/8/chartex" xmlns:cx2="http://schemas.microsoft.com/office/drawing/2015/10/21/chartex" xmlns:cx3="http://schemas.microsoft.com/office/drawing/2016/5/9/chartex" xmlns:cx4="http://schemas.microsoft.com/office/drawing/2016/5/10/chartex" xmlns:cx5="http://schemas.microsoft.com/office/drawing/2016/5/11/chartex" xmlns:cx6="http://schemas.microsoft.com/office/drawing/2016/5/12/chartex" xmlns:cx7="http://schemas.microsoft.com/office/drawing/2016/5/13/chartex" xmlns:cx8="http://schemas.microsoft.com/office/drawing/2016/5/14/chartex" xmlns:mc="http://schemas.openxmlformats.org/markup-compatibility/2006" xmlns:aink="http://schemas.microsoft.com/office/drawing/2016/ink" xmlns:am3d="http://schemas.microsoft.com/office/drawing/2017/model3d" xmlns:o="urn:schemas-microsoft-com:office:office" xmlns:r="http://schemas.openxmlformats.org/officeDocument/2006/relationships" xmlns:m="http://schemas.openxmlformats.org/officeDocument/2006/math" xmlns:v="urn:schemas-microsoft-com:vml" xmlns:wp14="http://schemas.microsoft.com/office/word/2010/wordprocessingDrawing" xmlns:wp="http://schemas.openxmlformats.org/drawingml/2006/wordprocessingDrawing" xmlns:w10="urn:schemas-microsoft-com:office:word" xmlns:w="http://schemas.openxmlformats.org/wordprocessingml/2006/main" xmlns:w14="http://schemas.microsoft.com/office/word/2010/wordml" xmlns:w15="http://schemas.microsoft.com/office/word/2012/wordml" xmlns:w16cex="http://schemas.microsoft.com/office/word/2018/wordml/cex" xmlns:w16cid="http://schemas.microsoft.com/office/word/2016/wordml/cid" xmlns:w16="http://schemas.microsoft.com/office/word/2018/wordml" xmlns:w16sdtdh="http://schemas.microsoft.com/office/word/2020/wordml/sdtdatahash" xmlns:w16se="http://schemas.microsoft.com/office/word/2015/wordml/symex" xmlns:wpg="http://schemas.microsoft.com/office/word/2010/wordprocessingGroup" xmlns:wpi="http://schemas.microsoft.com/office/word/2010/wordprocessingInk" xmlns:wne="http://schemas.microsoft.com/office/word/2006/wordml" xmlns:wps="http://schemas.microsoft.com/office/word/2010/wordprocessingShape" mc:Ignorable="w14 w15 w16se w16cid w16 w16cex w16sdtdh wp14">
+  <w:footnote w:type="separator" w:id="-1">
+    <w:p>
+      <w:r>
+        <w:separator/>
+      </w:r>
+    </w:p>
+  </w:footnote>
+  <w:footnote w:type="continuationSeparator" w:id="0">
+    <w:p>
+      <w:r>
+        <w:continuationSeparator/>
+      </w:r>
+    </w:p>
+  </w:footnote>
+</w:footnotes>
+</file>
+
+<file path=word/numbering.xml><?xml version="1.0" encoding="utf-8"?>
+<w:numbering xmlns:wpc="http://schemas.microsoft.com/office/word/2010/wordprocessingCanvas" xmlns:cx="http://schemas.microsoft.com/office/drawing/2014/chartex" xmlns:cx1="http://schemas.microsoft.com/office/drawing/2015/9/8/chartex" xmlns:cx2="http://schemas.microsoft.com/office/drawing/2015/10/21/chartex" xmlns:cx3="http://schemas.microsoft.com/office/drawing/2016/5/9/chartex" xmlns:cx4="http://schemas.microsoft.com/office/drawing/2016/5/10/chartex" xmlns:cx5="http://schemas.microsoft.com/office/drawing/2016/5/11/chartex" xmlns:cx6="http://schemas.microsoft.com/office/drawing/2016/5/12/chartex" xmlns:cx7="http://schemas.microsoft.com/office/drawing/2016/5/13/chartex" xmlns:cx8="http://schemas.microsoft.com/office/drawing/2016/5/14/chartex" xmlns:mc="http://schemas.openxmlformats.org/markup-compatibility/2006" xmlns:aink="http://schemas.microsoft.com/office/drawing/2016/ink" xmlns:am3d="http://schemas.microsoft.com/office/drawing/2017/model3d" xmlns:o="urn:schemas-microsoft-com:office:office" xmlns:r="http://schemas.openxmlformats.org/officeDocument/2006/relationships" xmlns:m="http://schemas.openxmlformats.org/officeDocument/2006/math" xmlns:v="urn:schemas-microsoft-com:vml" xmlns:wp14="http://schemas.microsoft.com/office/word/2010/wordprocessingDrawing" xmlns:wp="http://schemas.openxmlformats.org/drawingml/2006/wordprocessingDrawing" xmlns:w10="urn:schemas-microsoft-com:office:word" xmlns:w="http://schemas.openxmlformats.org/wordprocessingml/2006/main" xmlns:w14="http://schemas.microsoft.com/office/word/2010/wordml" xmlns:w15="http://schemas.microsoft.com/office/word/2012/wordml" xmlns:w16cex="http://schemas.microsoft.com/office/word/2018/wordml/cex" xmlns:w16cid="http://schemas.microsoft.com/office/word/2016/wordml/cid" xmlns:w16="http://schemas.microsoft.com/office/word/2018/wordml" xmlns:w16sdtdh="http://schemas.microsoft.com/office/word/2020/wordml/sdtdatahash" xmlns:w16se="http://schemas.microsoft.com/office/word/2015/wordml/symex" xmlns:wpg="http://schemas.microsoft.com/office/word/2010/wordprocessingGroup" xmlns:wpi="http://schemas.microsoft.com/office/word/2010/wordprocessingInk" xmlns:wne="http://schemas.microsoft.com/office/word/2006/wordml" xmlns:wps="http://schemas.microsoft.com/office/word/2010/wordprocessingShape" mc:Ignorable="w14 w15 w16se w16cid w16 w16cex w16sdtdh wp14">
+  <w:abstractNum w:abstractNumId="0" w15:restartNumberingAfterBreak="0">
+    <w:nsid w:val="04EF6F10"/>
+    <w:multiLevelType w:val="hybridMultilevel"/>
+    <w:tmpl w:val="181C401A"/>
+    <w:lvl w:ilvl="0" w:tplc="AE604578">
+      <w:start w:val="1"/>
+      <w:numFmt w:val="bullet"/>
+      <w:lvlText w:val=""/>
+      <w:lvlJc w:val="left"/>
+      <w:pPr>
+        <w:tabs>
+          <w:tab w:val="num" w:pos="720"/>
+        </w:tabs>
+        <w:ind w:left="720" w:hanging="360"/>
+      </w:pPr>
+      <w:rPr>
+        <w:rFonts w:ascii="Wingdings 2" w:hAnsi="Wingdings 2" w:hint="default"/>
+      </w:rPr>
+    </w:lvl>
+    <w:lvl w:ilvl="1" w:tplc="94C6E6E2" w:tentative="1">
+      <w:start w:val="1"/>
+      <w:numFmt w:val="bullet"/>
+      <w:lvlText w:val=""/>
+      <w:lvlJc w:val="left"/>
+      <w:pPr>
+        <w:tabs>
+          <w:tab w:val="num" w:pos="1440"/>
+        </w:tabs>
+        <w:ind w:left="1440" w:hanging="360"/>
+      </w:pPr>
+      <w:rPr>
+        <w:rFonts w:ascii="Wingdings 2" w:hAnsi="Wingdings 2" w:hint="default"/>
+      </w:rPr>
+    </w:lvl>
+    <w:lvl w:ilvl="2" w:tplc="265259AE" w:tentative="1">
+      <w:start w:val="1"/>
+      <w:numFmt w:val="bullet"/>
+      <w:lvlText w:val=""/>
+      <w:lvlJc w:val="left"/>
+      <w:pPr>
+        <w:tabs>
+          <w:tab w:val="num" w:pos="2160"/>
+        </w:tabs>
+        <w:ind w:left="2160" w:hanging="360"/>
+      </w:pPr>
+      <w:rPr>
+        <w:rFonts w:ascii="Wingdings 2" w:hAnsi="Wingdings 2" w:hint="default"/>
+      </w:rPr>
+    </w:lvl>
+    <w:lvl w:ilvl="3" w:tplc="D16E0D3A" w:tentative="1">
+      <w:start w:val="1"/>
+      <w:numFmt w:val="bullet"/>
+      <w:lvlText w:val=""/>
+      <w:lvlJc w:val="left"/>
+      <w:pPr>
+        <w:tabs>
+          <w:tab w:val="num" w:pos="2880"/>
+        </w:tabs>
+        <w:ind w:left="2880" w:hanging="360"/>
+      </w:pPr>
+      <w:rPr>
+        <w:rFonts w:ascii="Wingdings 2" w:hAnsi="Wingdings 2" w:hint="default"/>
+      </w:rPr>
+    </w:lvl>
+    <w:lvl w:ilvl="4" w:tplc="A5B6DE9E" w:tentative="1">
+      <w:start w:val="1"/>
+      <w:numFmt w:val="bullet"/>
+      <w:lvlText w:val=""/>
+      <w:lvlJc w:val="left"/>
+      <w:pPr>
+        <w:tabs>
+          <w:tab w:val="num" w:pos="3600"/>
+        </w:tabs>
+        <w:ind w:left="3600" w:hanging="360"/>
+      </w:pPr>
+      <w:rPr>
+        <w:rFonts w:ascii="Wingdings 2" w:hAnsi="Wingdings 2" w:hint="default"/>
+      </w:rPr>
+    </w:lvl>
+    <w:lvl w:ilvl="5" w:tplc="E6062D6C" w:tentative="1">
+      <w:start w:val="1"/>
+      <w:numFmt w:val="bullet"/>
+      <w:lvlText w:val=""/>
+      <w:lvlJc w:val="left"/>
+      <w:pPr>
+        <w:tabs>
+          <w:tab w:val="num" w:pos="4320"/>
+        </w:tabs>
+        <w:ind w:left="4320" w:hanging="360"/>
+      </w:pPr>
+      <w:rPr>
+        <w:rFonts w:ascii="Wingdings 2" w:hAnsi="Wingdings 2" w:hint="default"/>
+      </w:rPr>
+    </w:lvl>
+    <w:lvl w:ilvl="6" w:tplc="D75433D6" w:tentative="1">
+      <w:start w:val="1"/>
+      <w:numFmt w:val="bullet"/>
+      <w:lvlText w:val=""/>
+      <w:lvlJc w:val="left"/>
+      <w:pPr>
+        <w:tabs>
+          <w:tab w:val="num" w:pos="5040"/>
+        </w:tabs>
+        <w:ind w:left="5040" w:hanging="360"/>
+      </w:pPr>
+      <w:rPr>
+        <w:rFonts w:ascii="Wingdings 2" w:hAnsi="Wingdings 2" w:hint="default"/>
+      </w:rPr>
+    </w:lvl>
+    <w:lvl w:ilvl="7" w:tplc="F08847A4" w:tentative="1">
+      <w:start w:val="1"/>
+      <w:numFmt w:val="bullet"/>
+      <w:lvlText w:val=""/>
+      <w:lvlJc w:val="left"/>
+      <w:pPr>
+        <w:tabs>
+          <w:tab w:val="num" w:pos="5760"/>
+        </w:tabs>
+        <w:ind w:left="5760" w:hanging="360"/>
+      </w:pPr>
+      <w:rPr>
+        <w:rFonts w:ascii="Wingdings 2" w:hAnsi="Wingdings 2" w:hint="default"/>
+      </w:rPr>
+    </w:lvl>
+    <w:lvl w:ilvl="8" w:tplc="CD56FEDE" w:tentative="1">
+      <w:start w:val="1"/>
+      <w:numFmt w:val="bullet"/>
+      <w:lvlText w:val=""/>
+      <w:lvlJc w:val="left"/>
+      <w:pPr>
+        <w:tabs>
+          <w:tab w:val="num" w:pos="6480"/>
+        </w:tabs>
+        <w:ind w:left="6480" w:hanging="360"/>
+      </w:pPr>
+      <w:rPr>
+        <w:rFonts w:ascii="Wingdings 2" w:hAnsi="Wingdings 2" w:hint="default"/>
+      </w:rPr>
+    </w:lvl>
+  </w:abstractNum>
+  <w:abstractNum w:abstractNumId="1" w15:restartNumberingAfterBreak="0">
+    <w:nsid w:val="067A1F13"/>
+    <w:multiLevelType w:val="hybridMultilevel"/>
+    <w:tmpl w:val="9EB059EE"/>
+    <w:lvl w:ilvl="0" w:tplc="5CC2FEF0">
+      <w:start w:val="1"/>
+      <w:numFmt w:val="bullet"/>
+      <w:lvlText w:val=""/>
+      <w:lvlJc w:val="left"/>
+      <w:pPr>
+        <w:tabs>
+          <w:tab w:val="num" w:pos="720"/>
+        </w:tabs>
+        <w:ind w:left="720" w:hanging="360"/>
+      </w:pPr>
+      <w:rPr>
+        <w:rFonts w:ascii="Wingdings 2" w:hAnsi="Wingdings 2" w:hint="default"/>
+      </w:rPr>
+    </w:lvl>
+    <w:lvl w:ilvl="1" w:tplc="E618AA0E" w:tentative="1">
+      <w:start w:val="1"/>
+      <w:numFmt w:val="bullet"/>
+      <w:lvlText w:val=""/>
+      <w:lvlJc w:val="left"/>
+      <w:pPr>
+        <w:tabs>
+          <w:tab w:val="num" w:pos="1440"/>
+        </w:tabs>
+        <w:ind w:left="1440" w:hanging="360"/>
+      </w:pPr>
+      <w:rPr>
+        <w:rFonts w:ascii="Wingdings 2" w:hAnsi="Wingdings 2" w:hint="default"/>
+      </w:rPr>
+    </w:lvl>
+    <w:lvl w:ilvl="2" w:tplc="5DE2391E" w:tentative="1">
+      <w:start w:val="1"/>
+      <w:numFmt w:val="bullet"/>
+      <w:lvlText w:val=""/>
+      <w:lvlJc w:val="left"/>
+      <w:pPr>
+        <w:tabs>
+          <w:tab w:val="num" w:pos="2160"/>
+        </w:tabs>
+        <w:ind w:left="2160" w:hanging="360"/>
+      </w:pPr>
+      <w:rPr>
+        <w:rFonts w:ascii="Wingdings 2" w:hAnsi="Wingdings 2" w:hint="default"/>
+      </w:rPr>
+    </w:lvl>
+    <w:lvl w:ilvl="3" w:tplc="8C74CAC2" w:tentative="1">
+      <w:start w:val="1"/>
+      <w:numFmt w:val="bullet"/>
+      <w:lvlText w:val=""/>
+      <w:lvlJc w:val="left"/>
+      <w:pPr>
+        <w:tabs>
+          <w:tab w:val="num" w:pos="2880"/>
+        </w:tabs>
+        <w:ind w:left="2880" w:hanging="360"/>
+      </w:pPr>
+      <w:rPr>
+        <w:rFonts w:ascii="Wingdings 2" w:hAnsi="Wingdings 2" w:hint="default"/>
+      </w:rPr>
+    </w:lvl>
+    <w:lvl w:ilvl="4" w:tplc="32ECD0E6" w:tentative="1">
+      <w:start w:val="1"/>
+      <w:numFmt w:val="bullet"/>
+      <w:lvlText w:val=""/>
+      <w:lvlJc w:val="left"/>
+      <w:pPr>
+        <w:tabs>
+          <w:tab w:val="num" w:pos="3600"/>
+        </w:tabs>
+        <w:ind w:left="3600" w:hanging="360"/>
+      </w:pPr>
+      <w:rPr>
+        <w:rFonts w:ascii="Wingdings 2" w:hAnsi="Wingdings 2" w:hint="default"/>
+      </w:rPr>
+    </w:lvl>
+    <w:lvl w:ilvl="5" w:tplc="B972F576" w:tentative="1">
+      <w:start w:val="1"/>
+      <w:numFmt w:val="bullet"/>
+      <w:lvlText w:val=""/>
+      <w:lvlJc w:val="left"/>
+      <w:pPr>
+        <w:tabs>
+          <w:tab w:val="num" w:pos="4320"/>
+        </w:tabs>
+        <w:ind w:left="4320" w:hanging="360"/>
+      </w:pPr>
+      <w:rPr>
+        <w:rFonts w:ascii="Wingdings 2" w:hAnsi="Wingdings 2" w:hint="default"/>
+      </w:rPr>
+    </w:lvl>
+    <w:lvl w:ilvl="6" w:tplc="72D6F680" w:tentative="1">
+      <w:start w:val="1"/>
+      <w:numFmt w:val="bullet"/>
+      <w:lvlText w:val=""/>
+      <w:lvlJc w:val="left"/>
+      <w:pPr>
+        <w:tabs>
+          <w:tab w:val="num" w:pos="5040"/>
+        </w:tabs>
+        <w:ind w:left="5040" w:hanging="360"/>
+      </w:pPr>
+      <w:rPr>
+        <w:rFonts w:ascii="Wingdings 2" w:hAnsi="Wingdings 2" w:hint="default"/>
+      </w:rPr>
+    </w:lvl>
+    <w:lvl w:ilvl="7" w:tplc="40F4649C" w:tentative="1">
+      <w:start w:val="1"/>
+      <w:numFmt w:val="bullet"/>
+      <w:lvlText w:val=""/>
+      <w:lvlJc w:val="left"/>
+      <w:pPr>
+        <w:tabs>
+          <w:tab w:val="num" w:pos="5760"/>
+        </w:tabs>
+        <w:ind w:left="5760" w:hanging="360"/>
+      </w:pPr>
+      <w:rPr>
+        <w:rFonts w:ascii="Wingdings 2" w:hAnsi="Wingdings 2" w:hint="default"/>
+      </w:rPr>
+    </w:lvl>
+    <w:lvl w:ilvl="8" w:tplc="3F82D74A" w:tentative="1">
+      <w:start w:val="1"/>
+      <w:numFmt w:val="bullet"/>
+      <w:lvlText w:val=""/>
+      <w:lvlJc w:val="left"/>
+      <w:pPr>
+        <w:tabs>
+          <w:tab w:val="num" w:pos="6480"/>
+        </w:tabs>
+        <w:ind w:left="6480" w:hanging="360"/>
+      </w:pPr>
+      <w:rPr>
+        <w:rFonts w:ascii="Wingdings 2" w:hAnsi="Wingdings 2" w:hint="default"/>
+      </w:rPr>
+    </w:lvl>
+  </w:abstractNum>
+  <w:abstractNum w:abstractNumId="2" w15:restartNumberingAfterBreak="0">
+    <w:nsid w:val="113429F7"/>
+    <w:multiLevelType w:val="hybridMultilevel"/>
+    <w:tmpl w:val="D1D0AD64"/>
+    <w:lvl w:ilvl="0" w:tplc="65D8931A">
+      <w:start w:val="1"/>
+      <w:numFmt w:val="bullet"/>
+      <w:pStyle w:val="a"/>
+      <w:lvlText w:val="-"/>
+      <w:lvlJc w:val="left"/>
+      <w:pPr>
+        <w:tabs>
+          <w:tab w:val="num" w:pos="1560"/>
+        </w:tabs>
+        <w:ind w:left="568" w:firstLine="709"/>
+      </w:pPr>
+      <w:rPr>
+        <w:rFonts w:ascii="Times New Roman" w:hAnsi="Times New Roman" w:cs="Times New Roman" w:hint="default"/>
+      </w:rPr>
+    </w:lvl>
+    <w:lvl w:ilvl="1" w:tplc="04190003">
+      <w:start w:val="1"/>
+      <w:numFmt w:val="bullet"/>
+      <w:lvlText w:val="o"/>
+      <w:lvlJc w:val="left"/>
+      <w:pPr>
+        <w:ind w:left="2149" w:hanging="360"/>
+      </w:pPr>
+      <w:rPr>
+        <w:rFonts w:ascii="Courier New" w:hAnsi="Courier New" w:cs="Courier New" w:hint="default"/>
+      </w:rPr>
+    </w:lvl>
+    <w:lvl w:ilvl="2" w:tplc="04190005" w:tentative="1">
+      <w:start w:val="1"/>
+      <w:numFmt w:val="bullet"/>
+      <w:lvlText w:val=""/>
+      <w:lvlJc w:val="left"/>
+      <w:pPr>
+        <w:ind w:left="2869" w:hanging="360"/>
+      </w:pPr>
+      <w:rPr>
+        <w:rFonts w:ascii="Wingdings" w:hAnsi="Wingdings" w:hint="default"/>
+      </w:rPr>
+    </w:lvl>
+    <w:lvl w:ilvl="3" w:tplc="04190001" w:tentative="1">
+      <w:start w:val="1"/>
+      <w:numFmt w:val="bullet"/>
+      <w:lvlText w:val=""/>
+      <w:lvlJc w:val="left"/>
+      <w:pPr>
+        <w:ind w:left="3589" w:hanging="360"/>
+      </w:pPr>
+      <w:rPr>
+        <w:rFonts w:ascii="Symbol" w:hAnsi="Symbol" w:hint="default"/>
+      </w:rPr>
+    </w:lvl>
+    <w:lvl w:ilvl="4" w:tplc="04190003" w:tentative="1">
+      <w:start w:val="1"/>
+      <w:numFmt w:val="bullet"/>
+      <w:lvlText w:val="o"/>
+      <w:lvlJc w:val="left"/>
+      <w:pPr>
+        <w:ind w:left="4309" w:hanging="360"/>
+      </w:pPr>
+      <w:rPr>
+        <w:rFonts w:ascii="Courier New" w:hAnsi="Courier New" w:cs="Courier New" w:hint="default"/>
+      </w:rPr>
+    </w:lvl>
+    <w:lvl w:ilvl="5" w:tplc="04190005" w:tentative="1">
+      <w:start w:val="1"/>
+      <w:numFmt w:val="bullet"/>
+      <w:lvlText w:val=""/>
+      <w:lvlJc w:val="left"/>
+      <w:pPr>
+        <w:ind w:left="5029" w:hanging="360"/>
+      </w:pPr>
+      <w:rPr>
+        <w:rFonts w:ascii="Wingdings" w:hAnsi="Wingdings" w:hint="default"/>
+      </w:rPr>
+    </w:lvl>
+    <w:lvl w:ilvl="6" w:tplc="04190001" w:tentative="1">
+      <w:start w:val="1"/>
+      <w:numFmt w:val="bullet"/>
+      <w:lvlText w:val=""/>
+      <w:lvlJc w:val="left"/>
+      <w:pPr>
+        <w:ind w:left="5749" w:hanging="360"/>
+      </w:pPr>
+      <w:rPr>
+        <w:rFonts w:ascii="Symbol" w:hAnsi="Symbol" w:hint="default"/>
+      </w:rPr>
+    </w:lvl>
+    <w:lvl w:ilvl="7" w:tplc="04190003" w:tentative="1">
+      <w:start w:val="1"/>
+      <w:numFmt w:val="bullet"/>
+      <w:lvlText w:val="o"/>
+      <w:lvlJc w:val="left"/>
+      <w:pPr>
+        <w:ind w:left="6469" w:hanging="360"/>
+      </w:pPr>
+      <w:rPr>
+        <w:rFonts w:ascii="Courier New" w:hAnsi="Courier New" w:cs="Courier New" w:hint="default"/>
+      </w:rPr>
+    </w:lvl>
+    <w:lvl w:ilvl="8" w:tplc="04190005" w:tentative="1">
+      <w:start w:val="1"/>
+      <w:numFmt w:val="bullet"/>
+      <w:lvlText w:val=""/>
+      <w:lvlJc w:val="left"/>
+      <w:pPr>
+        <w:ind w:left="7189" w:hanging="360"/>
+      </w:pPr>
+      <w:rPr>
+        <w:rFonts w:ascii="Wingdings" w:hAnsi="Wingdings" w:hint="default"/>
+      </w:rPr>
+    </w:lvl>
+  </w:abstractNum>
+  <w:abstractNum w:abstractNumId="3" w15:restartNumberingAfterBreak="0">
+    <w:nsid w:val="1E735BC4"/>
+    <w:multiLevelType w:val="hybridMultilevel"/>
+    <w:tmpl w:val="5A246972"/>
+    <w:lvl w:ilvl="0" w:tplc="1A1E4C42">
+      <w:start w:val="1"/>
+      <w:numFmt w:val="bullet"/>
+      <w:lvlText w:val="-"/>
+      <w:lvlJc w:val="left"/>
+      <w:pPr>
+        <w:ind w:left="1429" w:hanging="360"/>
+      </w:pPr>
+      <w:rPr>
+        <w:rFonts w:ascii="Times New Roman" w:hAnsi="Times New Roman" w:cs="Times New Roman" w:hint="default"/>
+      </w:rPr>
+    </w:lvl>
+    <w:lvl w:ilvl="1" w:tplc="04190003" w:tentative="1">
+      <w:start w:val="1"/>
+      <w:numFmt w:val="bullet"/>
+      <w:lvlText w:val="o"/>
+      <w:lvlJc w:val="left"/>
+      <w:pPr>
+        <w:ind w:left="2149" w:hanging="360"/>
+      </w:pPr>
+      <w:rPr>
+        <w:rFonts w:ascii="Courier New" w:hAnsi="Courier New" w:cs="Courier New" w:hint="default"/>
+      </w:rPr>
+    </w:lvl>
+    <w:lvl w:ilvl="2" w:tplc="04190005" w:tentative="1">
+      <w:start w:val="1"/>
+      <w:numFmt w:val="bullet"/>
+      <w:lvlText w:val=""/>
+      <w:lvlJc w:val="left"/>
+      <w:pPr>
+        <w:ind w:left="2869" w:hanging="360"/>
+      </w:pPr>
+      <w:rPr>
+        <w:rFonts w:ascii="Wingdings" w:hAnsi="Wingdings" w:hint="default"/>
+      </w:rPr>
+    </w:lvl>
+    <w:lvl w:ilvl="3" w:tplc="04190001" w:tentative="1">
+      <w:start w:val="1"/>
+      <w:numFmt w:val="bullet"/>
+      <w:lvlText w:val=""/>
+      <w:lvlJc w:val="left"/>
+      <w:pPr>
+        <w:ind w:left="3589" w:hanging="360"/>
+      </w:pPr>
+      <w:rPr>
+        <w:rFonts w:ascii="Symbol" w:hAnsi="Symbol" w:hint="default"/>
+      </w:rPr>
+    </w:lvl>
+    <w:lvl w:ilvl="4" w:tplc="04190003" w:tentative="1">
+      <w:start w:val="1"/>
+      <w:numFmt w:val="bullet"/>
+      <w:lvlText w:val="o"/>
+      <w:lvlJc w:val="left"/>
+      <w:pPr>
+        <w:ind w:left="4309" w:hanging="360"/>
+      </w:pPr>
+      <w:rPr>
+        <w:rFonts w:ascii="Courier New" w:hAnsi="Courier New" w:cs="Courier New" w:hint="default"/>
+      </w:rPr>
+    </w:lvl>
+    <w:lvl w:ilvl="5" w:tplc="04190005" w:tentative="1">
+      <w:start w:val="1"/>
+      <w:numFmt w:val="bullet"/>
+      <w:lvlText w:val=""/>
+      <w:lvlJc w:val="left"/>
+      <w:pPr>
+        <w:ind w:left="5029" w:hanging="360"/>
+      </w:pPr>
+      <w:rPr>
+        <w:rFonts w:ascii="Wingdings" w:hAnsi="Wingdings" w:hint="default"/>
+      </w:rPr>
+    </w:lvl>
+    <w:lvl w:ilvl="6" w:tplc="04190001" w:tentative="1">
+      <w:start w:val="1"/>
+      <w:numFmt w:val="bullet"/>
+      <w:lvlText w:val=""/>
+      <w:lvlJc w:val="left"/>
+      <w:pPr>
+        <w:ind w:left="5749" w:hanging="360"/>
+      </w:pPr>
+      <w:rPr>
+        <w:rFonts w:ascii="Symbol" w:hAnsi="Symbol" w:hint="default"/>
+      </w:rPr>
+    </w:lvl>
+    <w:lvl w:ilvl="7" w:tplc="04190003" w:tentative="1">
+      <w:start w:val="1"/>
+      <w:numFmt w:val="bullet"/>
+      <w:lvlText w:val="o"/>
+      <w:lvlJc w:val="left"/>
+      <w:pPr>
+        <w:ind w:left="6469" w:hanging="360"/>
+      </w:pPr>
+      <w:rPr>
+        <w:rFonts w:ascii="Courier New" w:hAnsi="Courier New" w:cs="Courier New" w:hint="default"/>
+      </w:rPr>
+    </w:lvl>
+    <w:lvl w:ilvl="8" w:tplc="04190005" w:tentative="1">
+      <w:start w:val="1"/>
+      <w:numFmt w:val="bullet"/>
+      <w:lvlText w:val=""/>
+      <w:lvlJc w:val="left"/>
+      <w:pPr>
+        <w:ind w:left="7189" w:hanging="360"/>
+      </w:pPr>
+      <w:rPr>
+        <w:rFonts w:ascii="Wingdings" w:hAnsi="Wingdings" w:hint="default"/>
+      </w:rPr>
+    </w:lvl>
+  </w:abstractNum>
+  <w:abstractNum w:abstractNumId="4" w15:restartNumberingAfterBreak="0">
+    <w:nsid w:val="24447A7A"/>
+    <w:multiLevelType w:val="hybridMultilevel"/>
+    <w:tmpl w:val="D8745248"/>
+    <w:lvl w:ilvl="0" w:tplc="0B78484E">
+      <w:start w:val="1"/>
+      <w:numFmt w:val="bullet"/>
+      <w:lvlText w:val=""/>
+      <w:lvlJc w:val="left"/>
+      <w:pPr>
+        <w:tabs>
+          <w:tab w:val="num" w:pos="720"/>
+        </w:tabs>
+        <w:ind w:left="720" w:hanging="360"/>
+      </w:pPr>
+      <w:rPr>
+        <w:rFonts w:ascii="Wingdings 2" w:hAnsi="Wingdings 2" w:hint="default"/>
+      </w:rPr>
+    </w:lvl>
+    <w:lvl w:ilvl="1" w:tplc="440CE27E" w:tentative="1">
+      <w:start w:val="1"/>
+      <w:numFmt w:val="bullet"/>
+      <w:lvlText w:val=""/>
+      <w:lvlJc w:val="left"/>
+      <w:pPr>
+        <w:tabs>
+          <w:tab w:val="num" w:pos="1440"/>
+        </w:tabs>
+        <w:ind w:left="1440" w:hanging="360"/>
+      </w:pPr>
+      <w:rPr>
+        <w:rFonts w:ascii="Wingdings 2" w:hAnsi="Wingdings 2" w:hint="default"/>
+      </w:rPr>
+    </w:lvl>
+    <w:lvl w:ilvl="2" w:tplc="85AEDED0" w:tentative="1">
+      <w:start w:val="1"/>
+      <w:numFmt w:val="bullet"/>
+      <w:lvlText w:val=""/>
+      <w:lvlJc w:val="left"/>
+      <w:pPr>
+        <w:tabs>
+          <w:tab w:val="num" w:pos="2160"/>
+        </w:tabs>
+        <w:ind w:left="2160" w:hanging="360"/>
+      </w:pPr>
+      <w:rPr>
+        <w:rFonts w:ascii="Wingdings 2" w:hAnsi="Wingdings 2" w:hint="default"/>
+      </w:rPr>
+    </w:lvl>
+    <w:lvl w:ilvl="3" w:tplc="6CF46708" w:tentative="1">
+      <w:start w:val="1"/>
+      <w:numFmt w:val="bullet"/>
+      <w:lvlText w:val=""/>
+      <w:lvlJc w:val="left"/>
+      <w:pPr>
+        <w:tabs>
+          <w:tab w:val="num" w:pos="2880"/>
+        </w:tabs>
+        <w:ind w:left="2880" w:hanging="360"/>
+      </w:pPr>
+      <w:rPr>
+        <w:rFonts w:ascii="Wingdings 2" w:hAnsi="Wingdings 2" w:hint="default"/>
+      </w:rPr>
+    </w:lvl>
+    <w:lvl w:ilvl="4" w:tplc="1D20A6D0" w:tentative="1">
+      <w:start w:val="1"/>
+      <w:numFmt w:val="bullet"/>
+      <w:lvlText w:val=""/>
+      <w:lvlJc w:val="left"/>
+      <w:pPr>
+        <w:tabs>
+          <w:tab w:val="num" w:pos="3600"/>
+        </w:tabs>
+        <w:ind w:left="3600" w:hanging="360"/>
+      </w:pPr>
+      <w:rPr>
+        <w:rFonts w:ascii="Wingdings 2" w:hAnsi="Wingdings 2" w:hint="default"/>
+      </w:rPr>
+    </w:lvl>
+    <w:lvl w:ilvl="5" w:tplc="FD9618B0" w:tentative="1">
+      <w:start w:val="1"/>
+      <w:numFmt w:val="bullet"/>
+      <w:lvlText w:val=""/>
+      <w:lvlJc w:val="left"/>
+      <w:pPr>
+        <w:tabs>
+          <w:tab w:val="num" w:pos="4320"/>
+        </w:tabs>
+        <w:ind w:left="4320" w:hanging="360"/>
+      </w:pPr>
+      <w:rPr>
+        <w:rFonts w:ascii="Wingdings 2" w:hAnsi="Wingdings 2" w:hint="default"/>
+      </w:rPr>
+    </w:lvl>
+    <w:lvl w:ilvl="6" w:tplc="9EB4D360" w:tentative="1">
+      <w:start w:val="1"/>
+      <w:numFmt w:val="bullet"/>
+      <w:lvlText w:val=""/>
+      <w:lvlJc w:val="left"/>
+      <w:pPr>
+        <w:tabs>
+          <w:tab w:val="num" w:pos="5040"/>
+        </w:tabs>
+        <w:ind w:left="5040" w:hanging="360"/>
+      </w:pPr>
+      <w:rPr>
+        <w:rFonts w:ascii="Wingdings 2" w:hAnsi="Wingdings 2" w:hint="default"/>
+      </w:rPr>
+    </w:lvl>
+    <w:lvl w:ilvl="7" w:tplc="A52ADA20" w:tentative="1">
+      <w:start w:val="1"/>
+      <w:numFmt w:val="bullet"/>
+      <w:lvlText w:val=""/>
+      <w:lvlJc w:val="left"/>
+      <w:pPr>
+        <w:tabs>
+          <w:tab w:val="num" w:pos="5760"/>
+        </w:tabs>
+        <w:ind w:left="5760" w:hanging="360"/>
+      </w:pPr>
+      <w:rPr>
+        <w:rFonts w:ascii="Wingdings 2" w:hAnsi="Wingdings 2" w:hint="default"/>
+      </w:rPr>
+    </w:lvl>
+    <w:lvl w:ilvl="8" w:tplc="7BA014FA" w:tentative="1">
+      <w:start w:val="1"/>
+      <w:numFmt w:val="bullet"/>
+      <w:lvlText w:val=""/>
+      <w:lvlJc w:val="left"/>
+      <w:pPr>
+        <w:tabs>
+          <w:tab w:val="num" w:pos="6480"/>
+        </w:tabs>
+        <w:ind w:left="6480" w:hanging="360"/>
+      </w:pPr>
+      <w:rPr>
+        <w:rFonts w:ascii="Wingdings 2" w:hAnsi="Wingdings 2" w:hint="default"/>
+      </w:rPr>
+    </w:lvl>
+  </w:abstractNum>
+  <w:abstractNum w:abstractNumId="5" w15:restartNumberingAfterBreak="0">
+    <w:nsid w:val="37BC6FC5"/>
+    <w:multiLevelType w:val="hybridMultilevel"/>
+    <w:tmpl w:val="6A26A6D6"/>
+    <w:lvl w:ilvl="0" w:tplc="FE7EE1EA">
+      <w:start w:val="1"/>
+      <w:numFmt w:val="bullet"/>
+      <w:lvlText w:val=""/>
+      <w:lvlJc w:val="left"/>
+      <w:pPr>
+        <w:tabs>
+          <w:tab w:val="num" w:pos="720"/>
+        </w:tabs>
+        <w:ind w:left="720" w:hanging="360"/>
+      </w:pPr>
+      <w:rPr>
+        <w:rFonts w:ascii="Wingdings 2" w:hAnsi="Wingdings 2" w:hint="default"/>
+      </w:rPr>
+    </w:lvl>
+    <w:lvl w:ilvl="1" w:tplc="55727832" w:tentative="1">
+      <w:start w:val="1"/>
+      <w:numFmt w:val="bullet"/>
+      <w:lvlText w:val=""/>
+      <w:lvlJc w:val="left"/>
+      <w:pPr>
+        <w:tabs>
+          <w:tab w:val="num" w:pos="1440"/>
+        </w:tabs>
+        <w:ind w:left="1440" w:hanging="360"/>
+      </w:pPr>
+      <w:rPr>
+        <w:rFonts w:ascii="Wingdings 2" w:hAnsi="Wingdings 2" w:hint="default"/>
+      </w:rPr>
+    </w:lvl>
+    <w:lvl w:ilvl="2" w:tplc="B1CA0AA4" w:tentative="1">
+      <w:start w:val="1"/>
+      <w:numFmt w:val="bullet"/>
+      <w:lvlText w:val=""/>
+      <w:lvlJc w:val="left"/>
+      <w:pPr>
+        <w:tabs>
+          <w:tab w:val="num" w:pos="2160"/>
+        </w:tabs>
+        <w:ind w:left="2160" w:hanging="360"/>
+      </w:pPr>
+      <w:rPr>
+        <w:rFonts w:ascii="Wingdings 2" w:hAnsi="Wingdings 2" w:hint="default"/>
+      </w:rPr>
+    </w:lvl>
+    <w:lvl w:ilvl="3" w:tplc="A0A66B90" w:tentative="1">
+      <w:start w:val="1"/>
+      <w:numFmt w:val="bullet"/>
+      <w:lvlText w:val=""/>
+      <w:lvlJc w:val="left"/>
+      <w:pPr>
+        <w:tabs>
+          <w:tab w:val="num" w:pos="2880"/>
+        </w:tabs>
+        <w:ind w:left="2880" w:hanging="360"/>
+      </w:pPr>
+      <w:rPr>
+        <w:rFonts w:ascii="Wingdings 2" w:hAnsi="Wingdings 2" w:hint="default"/>
+      </w:rPr>
+    </w:lvl>
+    <w:lvl w:ilvl="4" w:tplc="E64ED9C4" w:tentative="1">
+      <w:start w:val="1"/>
+      <w:numFmt w:val="bullet"/>
+      <w:lvlText w:val=""/>
+      <w:lvlJc w:val="left"/>
+      <w:pPr>
+        <w:tabs>
+          <w:tab w:val="num" w:pos="3600"/>
+        </w:tabs>
+        <w:ind w:left="3600" w:hanging="360"/>
+      </w:pPr>
+      <w:rPr>
+        <w:rFonts w:ascii="Wingdings 2" w:hAnsi="Wingdings 2" w:hint="default"/>
+      </w:rPr>
+    </w:lvl>
+    <w:lvl w:ilvl="5" w:tplc="CE1827EE" w:tentative="1">
+      <w:start w:val="1"/>
+      <w:numFmt w:val="bullet"/>
+      <w:lvlText w:val=""/>
+      <w:lvlJc w:val="left"/>
+      <w:pPr>
+        <w:tabs>
+          <w:tab w:val="num" w:pos="4320"/>
+        </w:tabs>
+        <w:ind w:left="4320" w:hanging="360"/>
+      </w:pPr>
+      <w:rPr>
+        <w:rFonts w:ascii="Wingdings 2" w:hAnsi="Wingdings 2" w:hint="default"/>
+      </w:rPr>
+    </w:lvl>
+    <w:lvl w:ilvl="6" w:tplc="33E2C594" w:tentative="1">
+      <w:start w:val="1"/>
+      <w:numFmt w:val="bullet"/>
+      <w:lvlText w:val=""/>
+      <w:lvlJc w:val="left"/>
+      <w:pPr>
+        <w:tabs>
+          <w:tab w:val="num" w:pos="5040"/>
+        </w:tabs>
+        <w:ind w:left="5040" w:hanging="360"/>
+      </w:pPr>
+      <w:rPr>
+        <w:rFonts w:ascii="Wingdings 2" w:hAnsi="Wingdings 2" w:hint="default"/>
+      </w:rPr>
+    </w:lvl>
+    <w:lvl w:ilvl="7" w:tplc="3BA8F652" w:tentative="1">
+      <w:start w:val="1"/>
+      <w:numFmt w:val="bullet"/>
+      <w:lvlText w:val=""/>
+      <w:lvlJc w:val="left"/>
+      <w:pPr>
+        <w:tabs>
+          <w:tab w:val="num" w:pos="5760"/>
+        </w:tabs>
+        <w:ind w:left="5760" w:hanging="360"/>
+      </w:pPr>
+      <w:rPr>
+        <w:rFonts w:ascii="Wingdings 2" w:hAnsi="Wingdings 2" w:hint="default"/>
+      </w:rPr>
+    </w:lvl>
+    <w:lvl w:ilvl="8" w:tplc="4B9CEF6A" w:tentative="1">
+      <w:start w:val="1"/>
+      <w:numFmt w:val="bullet"/>
+      <w:lvlText w:val=""/>
+      <w:lvlJc w:val="left"/>
+      <w:pPr>
+        <w:tabs>
+          <w:tab w:val="num" w:pos="6480"/>
+        </w:tabs>
+        <w:ind w:left="6480" w:hanging="360"/>
+      </w:pPr>
+      <w:rPr>
+        <w:rFonts w:ascii="Wingdings 2" w:hAnsi="Wingdings 2" w:hint="default"/>
+      </w:rPr>
+    </w:lvl>
+  </w:abstractNum>
+  <w:abstractNum w:abstractNumId="6" w15:restartNumberingAfterBreak="0">
+    <w:nsid w:val="38D9280F"/>
+    <w:multiLevelType w:val="hybridMultilevel"/>
+    <w:tmpl w:val="06CAADE6"/>
+    <w:lvl w:ilvl="0" w:tplc="1A1E4C42">
+      <w:start w:val="1"/>
+      <w:numFmt w:val="bullet"/>
+      <w:lvlText w:val="-"/>
+      <w:lvlJc w:val="left"/>
+      <w:pPr>
+        <w:ind w:left="720" w:hanging="360"/>
+      </w:pPr>
+      <w:rPr>
+        <w:rFonts w:ascii="Times New Roman" w:hAnsi="Times New Roman" w:cs="Times New Roman" w:hint="default"/>
+      </w:rPr>
+    </w:lvl>
+    <w:lvl w:ilvl="1" w:tplc="04190003" w:tentative="1">
+      <w:start w:val="1"/>
+      <w:numFmt w:val="bullet"/>
+      <w:lvlText w:val="o"/>
+      <w:lvlJc w:val="left"/>
+      <w:pPr>
+        <w:ind w:left="1440" w:hanging="360"/>
+      </w:pPr>
+      <w:rPr>
+        <w:rFonts w:ascii="Courier New" w:hAnsi="Courier New" w:cs="Courier New" w:hint="default"/>
+      </w:rPr>
+    </w:lvl>
+    <w:lvl w:ilvl="2" w:tplc="04190005" w:tentative="1">
+      <w:start w:val="1"/>
+      <w:numFmt w:val="bullet"/>
+      <w:lvlText w:val=""/>
+      <w:lvlJc w:val="left"/>
+      <w:pPr>
+        <w:ind w:left="2160" w:hanging="360"/>
+      </w:pPr>
+      <w:rPr>
+        <w:rFonts w:ascii="Wingdings" w:hAnsi="Wingdings" w:hint="default"/>
+      </w:rPr>
+    </w:lvl>
+    <w:lvl w:ilvl="3" w:tplc="04190001" w:tentative="1">
+      <w:start w:val="1"/>
+      <w:numFmt w:val="bullet"/>
+      <w:lvlText w:val=""/>
+      <w:lvlJc w:val="left"/>
+      <w:pPr>
+        <w:ind w:left="2880" w:hanging="360"/>
+      </w:pPr>
+      <w:rPr>
+        <w:rFonts w:ascii="Symbol" w:hAnsi="Symbol" w:hint="default"/>
+      </w:rPr>
+    </w:lvl>
+    <w:lvl w:ilvl="4" w:tplc="04190003" w:tentative="1">
+      <w:start w:val="1"/>
+      <w:numFmt w:val="bullet"/>
+      <w:lvlText w:val="o"/>
+      <w:lvlJc w:val="left"/>
+      <w:pPr>
+        <w:ind w:left="3600" w:hanging="360"/>
+      </w:pPr>
+      <w:rPr>
+        <w:rFonts w:ascii="Courier New" w:hAnsi="Courier New" w:cs="Courier New" w:hint="default"/>
+      </w:rPr>
+    </w:lvl>
+    <w:lvl w:ilvl="5" w:tplc="04190005" w:tentative="1">
+      <w:start w:val="1"/>
+      <w:numFmt w:val="bullet"/>
+      <w:lvlText w:val=""/>
+      <w:lvlJc w:val="left"/>
+      <w:pPr>
+        <w:ind w:left="4320" w:hanging="360"/>
+      </w:pPr>
+      <w:rPr>
+        <w:rFonts w:ascii="Wingdings" w:hAnsi="Wingdings" w:hint="default"/>
+      </w:rPr>
+    </w:lvl>
+    <w:lvl w:ilvl="6" w:tplc="04190001" w:tentative="1">
+      <w:start w:val="1"/>
+      <w:numFmt w:val="bullet"/>
+      <w:lvlText w:val=""/>
+      <w:lvlJc w:val="left"/>
+      <w:pPr>
+        <w:ind w:left="5040" w:hanging="360"/>
+      </w:pPr>
+      <w:rPr>
+        <w:rFonts w:ascii="Symbol" w:hAnsi="Symbol" w:hint="default"/>
+      </w:rPr>
+    </w:lvl>
+    <w:lvl w:ilvl="7" w:tplc="04190003" w:tentative="1">
+      <w:start w:val="1"/>
+      <w:numFmt w:val="bullet"/>
+      <w:lvlText w:val="o"/>
+      <w:lvlJc w:val="left"/>
+      <w:pPr>
+        <w:ind w:left="5760" w:hanging="360"/>
+      </w:pPr>
+      <w:rPr>
+        <w:rFonts w:ascii="Courier New" w:hAnsi="Courier New" w:cs="Courier New" w:hint="default"/>
+      </w:rPr>
+    </w:lvl>
+    <w:lvl w:ilvl="8" w:tplc="04190005" w:tentative="1">
+      <w:start w:val="1"/>
+      <w:numFmt w:val="bullet"/>
+      <w:lvlText w:val=""/>
+      <w:lvlJc w:val="left"/>
+      <w:pPr>
+        <w:ind w:left="6480" w:hanging="360"/>
+      </w:pPr>
+      <w:rPr>
+        <w:rFonts w:ascii="Wingdings" w:hAnsi="Wingdings" w:hint="default"/>
+      </w:rPr>
+    </w:lvl>
+  </w:abstractNum>
+  <w:abstractNum w:abstractNumId="7" w15:restartNumberingAfterBreak="0">
+    <w:nsid w:val="49755B92"/>
+    <w:multiLevelType w:val="hybridMultilevel"/>
+    <w:tmpl w:val="7AF0DD0E"/>
+    <w:lvl w:ilvl="0" w:tplc="D270AFAA">
+      <w:start w:val="1"/>
+      <w:numFmt w:val="decimal"/>
+      <w:lvlText w:val="%1"/>
+      <w:lvlJc w:val="left"/>
+      <w:pPr>
+        <w:ind w:left="720" w:hanging="360"/>
+      </w:pPr>
+      <w:rPr>
+        <w:rFonts w:hint="default"/>
+      </w:rPr>
+    </w:lvl>
+    <w:lvl w:ilvl="1" w:tplc="04190019">
+      <w:start w:val="1"/>
+      <w:numFmt w:val="lowerLetter"/>
+      <w:lvlText w:val="%2."/>
+      <w:lvlJc w:val="left"/>
+      <w:pPr>
+        <w:ind w:left="1440" w:hanging="360"/>
+      </w:pPr>
+    </w:lvl>
+    <w:lvl w:ilvl="2" w:tplc="0419001B" w:tentative="1">
+      <w:start w:val="1"/>
+      <w:numFmt w:val="lowerRoman"/>
+      <w:lvlText w:val="%3."/>
+      <w:lvlJc w:val="right"/>
+      <w:pPr>
+        <w:ind w:left="2160" w:hanging="180"/>
+      </w:pPr>
+    </w:lvl>
+    <w:lvl w:ilvl="3" w:tplc="0419000F" w:tentative="1">
+      <w:start w:val="1"/>
+      <w:numFmt w:val="decimal"/>
+      <w:lvlText w:val="%4."/>
+      <w:lvlJc w:val="left"/>
+      <w:pPr>
+        <w:ind w:left="2880" w:hanging="360"/>
+      </w:pPr>
+    </w:lvl>
+    <w:lvl w:ilvl="4" w:tplc="04190019" w:tentative="1">
+      <w:start w:val="1"/>
+      <w:numFmt w:val="lowerLetter"/>
+      <w:lvlText w:val="%5."/>
+      <w:lvlJc w:val="left"/>
+      <w:pPr>
+        <w:ind w:left="3600" w:hanging="360"/>
+      </w:pPr>
+    </w:lvl>
+    <w:lvl w:ilvl="5" w:tplc="0419001B" w:tentative="1">
+      <w:start w:val="1"/>
+      <w:numFmt w:val="lowerRoman"/>
+      <w:lvlText w:val="%6."/>
+      <w:lvlJc w:val="right"/>
+      <w:pPr>
+        <w:ind w:left="4320" w:hanging="180"/>
+      </w:pPr>
+    </w:lvl>
+    <w:lvl w:ilvl="6" w:tplc="0419000F" w:tentative="1">
+      <w:start w:val="1"/>
+      <w:numFmt w:val="decimal"/>
+      <w:lvlText w:val="%7."/>
+      <w:lvlJc w:val="left"/>
+      <w:pPr>
+        <w:ind w:left="5040" w:hanging="360"/>
+      </w:pPr>
+    </w:lvl>
+    <w:lvl w:ilvl="7" w:tplc="04190019" w:tentative="1">
+      <w:start w:val="1"/>
+      <w:numFmt w:val="lowerLetter"/>
+      <w:lvlText w:val="%8."/>
+      <w:lvlJc w:val="left"/>
+      <w:pPr>
+        <w:ind w:left="5760" w:hanging="360"/>
+      </w:pPr>
+    </w:lvl>
+    <w:lvl w:ilvl="8" w:tplc="0419001B" w:tentative="1">
+      <w:start w:val="1"/>
+      <w:numFmt w:val="lowerRoman"/>
+      <w:lvlText w:val="%9."/>
+      <w:lvlJc w:val="right"/>
+      <w:pPr>
+        <w:ind w:left="6480" w:hanging="180"/>
+      </w:pPr>
+    </w:lvl>
+  </w:abstractNum>
+  <w:abstractNum w:abstractNumId="8" w15:restartNumberingAfterBreak="0">
+    <w:nsid w:val="64113AF1"/>
+    <w:multiLevelType w:val="hybridMultilevel"/>
+    <w:tmpl w:val="EDD6E9BA"/>
+    <w:lvl w:ilvl="0" w:tplc="1A1E4C42">
+      <w:start w:val="1"/>
+      <w:numFmt w:val="bullet"/>
+      <w:lvlText w:val="-"/>
+      <w:lvlJc w:val="left"/>
+      <w:pPr>
+        <w:ind w:left="1429" w:hanging="360"/>
+      </w:pPr>
+      <w:rPr>
+        <w:rFonts w:ascii="Times New Roman" w:hAnsi="Times New Roman" w:cs="Times New Roman" w:hint="default"/>
+      </w:rPr>
+    </w:lvl>
+    <w:lvl w:ilvl="1" w:tplc="04190003" w:tentative="1">
+      <w:start w:val="1"/>
+      <w:numFmt w:val="bullet"/>
+      <w:lvlText w:val="o"/>
+      <w:lvlJc w:val="left"/>
+      <w:pPr>
+        <w:ind w:left="2149" w:hanging="360"/>
+      </w:pPr>
+      <w:rPr>
+        <w:rFonts w:ascii="Courier New" w:hAnsi="Courier New" w:cs="Courier New" w:hint="default"/>
+      </w:rPr>
+    </w:lvl>
+    <w:lvl w:ilvl="2" w:tplc="04190005" w:tentative="1">
+      <w:start w:val="1"/>
+      <w:numFmt w:val="bullet"/>
+      <w:lvlText w:val=""/>
+      <w:lvlJc w:val="left"/>
+      <w:pPr>
+        <w:ind w:left="2869" w:hanging="360"/>
+      </w:pPr>
+      <w:rPr>
+        <w:rFonts w:ascii="Wingdings" w:hAnsi="Wingdings" w:hint="default"/>
+      </w:rPr>
+    </w:lvl>
+    <w:lvl w:ilvl="3" w:tplc="04190001" w:tentative="1">
+      <w:start w:val="1"/>
+      <w:numFmt w:val="bullet"/>
+      <w:lvlText w:val=""/>
+      <w:lvlJc w:val="left"/>
+      <w:pPr>
+        <w:ind w:left="3589" w:hanging="360"/>
+      </w:pPr>
+      <w:rPr>
+        <w:rFonts w:ascii="Symbol" w:hAnsi="Symbol" w:hint="default"/>
+      </w:rPr>
+    </w:lvl>
+    <w:lvl w:ilvl="4" w:tplc="04190003" w:tentative="1">
+      <w:start w:val="1"/>
+      <w:numFmt w:val="bullet"/>
+      <w:lvlText w:val="o"/>
+      <w:lvlJc w:val="left"/>
+      <w:pPr>
+        <w:ind w:left="4309" w:hanging="360"/>
+      </w:pPr>
+      <w:rPr>
+        <w:rFonts w:ascii="Courier New" w:hAnsi="Courier New" w:cs="Courier New" w:hint="default"/>
+      </w:rPr>
+    </w:lvl>
+    <w:lvl w:ilvl="5" w:tplc="04190005" w:tentative="1">
+      <w:start w:val="1"/>
+      <w:numFmt w:val="bullet"/>
+      <w:lvlText w:val=""/>
+      <w:lvlJc w:val="left"/>
+      <w:pPr>
+        <w:ind w:left="5029" w:hanging="360"/>
+      </w:pPr>
+      <w:rPr>
+        <w:rFonts w:ascii="Wingdings" w:hAnsi="Wingdings" w:hint="default"/>
+      </w:rPr>
+    </w:lvl>
+    <w:lvl w:ilvl="6" w:tplc="04190001" w:tentative="1">
+      <w:start w:val="1"/>
+      <w:numFmt w:val="bullet"/>
+      <w:lvlText w:val=""/>
+      <w:lvlJc w:val="left"/>
+      <w:pPr>
+        <w:ind w:left="5749" w:hanging="360"/>
+      </w:pPr>
+      <w:rPr>
+        <w:rFonts w:ascii="Symbol" w:hAnsi="Symbol" w:hint="default"/>
+      </w:rPr>
+    </w:lvl>
+    <w:lvl w:ilvl="7" w:tplc="04190003" w:tentative="1">
+      <w:start w:val="1"/>
+      <w:numFmt w:val="bullet"/>
+      <w:lvlText w:val="o"/>
+      <w:lvlJc w:val="left"/>
+      <w:pPr>
+        <w:ind w:left="6469" w:hanging="360"/>
+      </w:pPr>
+      <w:rPr>
+        <w:rFonts w:ascii="Courier New" w:hAnsi="Courier New" w:cs="Courier New" w:hint="default"/>
+      </w:rPr>
+    </w:lvl>
+    <w:lvl w:ilvl="8" w:tplc="04190005" w:tentative="1">
+      <w:start w:val="1"/>
+      <w:numFmt w:val="bullet"/>
+      <w:lvlText w:val=""/>
+      <w:lvlJc w:val="left"/>
+      <w:pPr>
+        <w:ind w:left="7189" w:hanging="360"/>
+      </w:pPr>
+      <w:rPr>
+        <w:rFonts w:ascii="Wingdings" w:hAnsi="Wingdings" w:hint="default"/>
+      </w:rPr>
+    </w:lvl>
+  </w:abstractNum>
+  <w:abstractNum w:abstractNumId="9" w15:restartNumberingAfterBreak="0">
+    <w:nsid w:val="66F9263F"/>
+    <w:multiLevelType w:val="multilevel"/>
+    <w:tmpl w:val="782A7F5A"/>
+    <w:lvl w:ilvl="0">
+      <w:start w:val="1"/>
+      <w:numFmt w:val="decimal"/>
+      <w:pStyle w:val="1"/>
+      <w:suff w:val="space"/>
+      <w:lvlText w:val="%1"/>
+      <w:lvlJc w:val="left"/>
+      <w:pPr>
+        <w:ind w:left="0" w:firstLine="709"/>
+      </w:pPr>
+      <w:rPr>
+        <w:rFonts w:ascii="Times New Roman" w:hAnsi="Times New Roman" w:hint="default"/>
+        <w:b/>
+        <w:i w:val="0"/>
+        <w:sz w:val="32"/>
+      </w:rPr>
+    </w:lvl>
+    <w:lvl w:ilvl="1">
+      <w:start w:val="1"/>
+      <w:numFmt w:val="decimal"/>
+      <w:pStyle w:val="2"/>
+      <w:suff w:val="space"/>
+      <w:lvlText w:val="%1.%2"/>
+      <w:lvlJc w:val="left"/>
+      <w:pPr>
+        <w:ind w:left="0" w:firstLine="709"/>
+      </w:pPr>
+      <w:rPr>
+        <w:rFonts w:ascii="Times New Roman" w:hAnsi="Times New Roman" w:hint="default"/>
+        <w:b/>
+        <w:i w:val="0"/>
+        <w:sz w:val="28"/>
+      </w:rPr>
+    </w:lvl>
+    <w:lvl w:ilvl="2">
+      <w:start w:val="1"/>
+      <w:numFmt w:val="decimal"/>
+      <w:suff w:val="space"/>
+      <w:lvlText w:val="%1.%2.%3"/>
+      <w:lvlJc w:val="left"/>
+      <w:pPr>
+        <w:ind w:left="0" w:firstLine="709"/>
+      </w:pPr>
+      <w:rPr>
+        <w:rFonts w:ascii="Times New Roman" w:hAnsi="Times New Roman" w:hint="default"/>
+        <w:b/>
+        <w:i w:val="0"/>
+        <w:sz w:val="28"/>
+      </w:rPr>
+    </w:lvl>
+    <w:lvl w:ilvl="3">
+      <w:start w:val="1"/>
+      <w:numFmt w:val="decimal"/>
+      <w:suff w:val="space"/>
+      <w:lvlText w:val="%1.%2.%3.%4"/>
+      <w:lvlJc w:val="left"/>
+      <w:pPr>
+        <w:ind w:left="0" w:firstLine="709"/>
+      </w:pPr>
+      <w:rPr>
+        <w:rFonts w:ascii="Times New Roman" w:hAnsi="Times New Roman" w:hint="default"/>
+        <w:b/>
+        <w:i w:val="0"/>
+        <w:sz w:val="28"/>
+      </w:rPr>
+    </w:lvl>
+    <w:lvl w:ilvl="4">
+      <w:start w:val="1"/>
+      <w:numFmt w:val="decimal"/>
+      <w:suff w:val="space"/>
+      <w:lvlText w:val="%1.%2.%3.%4.%5"/>
+      <w:lvlJc w:val="left"/>
+      <w:pPr>
+        <w:ind w:left="0" w:firstLine="709"/>
+      </w:pPr>
+      <w:rPr>
+        <w:rFonts w:ascii="Times New Roman" w:hAnsi="Times New Roman" w:hint="default"/>
+        <w:b/>
+        <w:i w:val="0"/>
+        <w:sz w:val="28"/>
+      </w:rPr>
+    </w:lvl>
+    <w:lvl w:ilvl="5">
+      <w:start w:val="1"/>
+      <w:numFmt w:val="decimal"/>
+      <w:suff w:val="space"/>
+      <w:lvlText w:val="%1.%2.%3.%4.%5.%6"/>
+      <w:lvlJc w:val="left"/>
+      <w:pPr>
+        <w:ind w:left="0" w:firstLine="709"/>
+      </w:pPr>
+      <w:rPr>
+        <w:rFonts w:ascii="Times New Roman" w:hAnsi="Times New Roman" w:hint="default"/>
+        <w:b/>
+        <w:i w:val="0"/>
+        <w:sz w:val="28"/>
+      </w:rPr>
+    </w:lvl>
+    <w:lvl w:ilvl="6">
+      <w:start w:val="1"/>
+      <w:numFmt w:val="decimal"/>
+      <w:suff w:val="space"/>
+      <w:lvlText w:val="%1.%2.%3.%4.%5.%6.%7"/>
+      <w:lvlJc w:val="left"/>
+      <w:pPr>
+        <w:ind w:left="0" w:firstLine="709"/>
+      </w:pPr>
+      <w:rPr>
+        <w:rFonts w:ascii="Times New Roman" w:hAnsi="Times New Roman" w:hint="default"/>
+        <w:b/>
+        <w:i w:val="0"/>
+        <w:sz w:val="28"/>
+      </w:rPr>
+    </w:lvl>
+    <w:lvl w:ilvl="7">
+      <w:start w:val="1"/>
+      <w:numFmt w:val="decimal"/>
+      <w:suff w:val="space"/>
+      <w:lvlText w:val="%1.%2.%3.%4.%5.%6.%7.%8"/>
+      <w:lvlJc w:val="left"/>
+      <w:pPr>
+        <w:ind w:left="0" w:firstLine="709"/>
+      </w:pPr>
+      <w:rPr>
+        <w:rFonts w:ascii="Times New Roman" w:hAnsi="Times New Roman" w:hint="default"/>
+        <w:b/>
+        <w:i w:val="0"/>
+        <w:sz w:val="28"/>
+      </w:rPr>
+    </w:lvl>
+    <w:lvl w:ilvl="8">
+      <w:start w:val="1"/>
+      <w:numFmt w:val="decimal"/>
+      <w:suff w:val="space"/>
+      <w:lvlText w:val="%1.%2.%3.%4.%5.%6.%7.%8.%9"/>
+      <w:lvlJc w:val="left"/>
+      <w:pPr>
+        <w:ind w:left="0" w:firstLine="709"/>
+      </w:pPr>
+      <w:rPr>
+        <w:rFonts w:ascii="Times New Roman" w:hAnsi="Times New Roman" w:hint="default"/>
+        <w:b/>
+        <w:i w:val="0"/>
+        <w:sz w:val="28"/>
+      </w:rPr>
+    </w:lvl>
+  </w:abstractNum>
+  <w:abstractNum w:abstractNumId="10" w15:restartNumberingAfterBreak="0">
+    <w:nsid w:val="76F27727"/>
+    <w:multiLevelType w:val="hybridMultilevel"/>
+    <w:tmpl w:val="E3026F88"/>
+    <w:lvl w:ilvl="0" w:tplc="1A1E4C42">
+      <w:start w:val="1"/>
+      <w:numFmt w:val="bullet"/>
+      <w:lvlText w:val="-"/>
+      <w:lvlJc w:val="left"/>
+      <w:pPr>
+        <w:ind w:left="1429" w:hanging="360"/>
+      </w:pPr>
+      <w:rPr>
+        <w:rFonts w:ascii="Times New Roman" w:hAnsi="Times New Roman" w:cs="Times New Roman" w:hint="default"/>
+      </w:rPr>
+    </w:lvl>
+    <w:lvl w:ilvl="1" w:tplc="04190003" w:tentative="1">
+      <w:start w:val="1"/>
+      <w:numFmt w:val="bullet"/>
+      <w:lvlText w:val="o"/>
+      <w:lvlJc w:val="left"/>
+      <w:pPr>
+        <w:ind w:left="2149" w:hanging="360"/>
+      </w:pPr>
+      <w:rPr>
+        <w:rFonts w:ascii="Courier New" w:hAnsi="Courier New" w:cs="Courier New" w:hint="default"/>
+      </w:rPr>
+    </w:lvl>
+    <w:lvl w:ilvl="2" w:tplc="04190005" w:tentative="1">
+      <w:start w:val="1"/>
+      <w:numFmt w:val="bullet"/>
+      <w:lvlText w:val=""/>
+      <w:lvlJc w:val="left"/>
+      <w:pPr>
+        <w:ind w:left="2869" w:hanging="360"/>
+      </w:pPr>
+      <w:rPr>
+        <w:rFonts w:ascii="Wingdings" w:hAnsi="Wingdings" w:hint="default"/>
+      </w:rPr>
+    </w:lvl>
+    <w:lvl w:ilvl="3" w:tplc="04190001" w:tentative="1">
+      <w:start w:val="1"/>
+      <w:numFmt w:val="bullet"/>
+      <w:lvlText w:val=""/>
+      <w:lvlJc w:val="left"/>
+      <w:pPr>
+        <w:ind w:left="3589" w:hanging="360"/>
+      </w:pPr>
+      <w:rPr>
+        <w:rFonts w:ascii="Symbol" w:hAnsi="Symbol" w:hint="default"/>
+      </w:rPr>
+    </w:lvl>
+    <w:lvl w:ilvl="4" w:tplc="04190003" w:tentative="1">
+      <w:start w:val="1"/>
+      <w:numFmt w:val="bullet"/>
+      <w:lvlText w:val="o"/>
+      <w:lvlJc w:val="left"/>
+      <w:pPr>
+        <w:ind w:left="4309" w:hanging="360"/>
+      </w:pPr>
+      <w:rPr>
+        <w:rFonts w:ascii="Courier New" w:hAnsi="Courier New" w:cs="Courier New" w:hint="default"/>
+      </w:rPr>
+    </w:lvl>
+    <w:lvl w:ilvl="5" w:tplc="04190005" w:tentative="1">
+      <w:start w:val="1"/>
+      <w:numFmt w:val="bullet"/>
+      <w:lvlText w:val=""/>
+      <w:lvlJc w:val="left"/>
+      <w:pPr>
+        <w:ind w:left="5029" w:hanging="360"/>
+      </w:pPr>
+      <w:rPr>
+        <w:rFonts w:ascii="Wingdings" w:hAnsi="Wingdings" w:hint="default"/>
+      </w:rPr>
+    </w:lvl>
+    <w:lvl w:ilvl="6" w:tplc="04190001" w:tentative="1">
+      <w:start w:val="1"/>
+      <w:numFmt w:val="bullet"/>
+      <w:lvlText w:val=""/>
+      <w:lvlJc w:val="left"/>
+      <w:pPr>
+        <w:ind w:left="5749" w:hanging="360"/>
+      </w:pPr>
+      <w:rPr>
+        <w:rFonts w:ascii="Symbol" w:hAnsi="Symbol" w:hint="default"/>
+      </w:rPr>
+    </w:lvl>
+    <w:lvl w:ilvl="7" w:tplc="04190003" w:tentative="1">
+      <w:start w:val="1"/>
+      <w:numFmt w:val="bullet"/>
+      <w:lvlText w:val="o"/>
+      <w:lvlJc w:val="left"/>
+      <w:pPr>
+        <w:ind w:left="6469" w:hanging="360"/>
+      </w:pPr>
+      <w:rPr>
+        <w:rFonts w:ascii="Courier New" w:hAnsi="Courier New" w:cs="Courier New" w:hint="default"/>
+      </w:rPr>
+    </w:lvl>
+    <w:lvl w:ilvl="8" w:tplc="04190005" w:tentative="1">
+      <w:start w:val="1"/>
+      <w:numFmt w:val="bullet"/>
+      <w:lvlText w:val=""/>
+      <w:lvlJc w:val="left"/>
+      <w:pPr>
+        <w:ind w:left="7189" w:hanging="360"/>
+      </w:pPr>
+      <w:rPr>
+        <w:rFonts w:ascii="Wingdings" w:hAnsi="Wingdings" w:hint="default"/>
+      </w:rPr>
+    </w:lvl>
+  </w:abstractNum>
+  <w:num w:numId="1">
+    <w:abstractNumId w:val="2"/>
+  </w:num>
+  <w:num w:numId="2">
+    <w:abstractNumId w:val="1"/>
+  </w:num>
+  <w:num w:numId="3">
+    <w:abstractNumId w:val="0"/>
+  </w:num>
+  <w:num w:numId="4">
+    <w:abstractNumId w:val="4"/>
+  </w:num>
+  <w:num w:numId="5">
+    <w:abstractNumId w:val="5"/>
+  </w:num>
+  <w:num w:numId="6">
+    <w:abstractNumId w:val="7"/>
+  </w:num>
+  <w:num w:numId="7">
+    <w:abstractNumId w:val="9"/>
+  </w:num>
+  <w:num w:numId="8">
+    <w:abstractNumId w:val="3"/>
+  </w:num>
+  <w:num w:numId="9">
+    <w:abstractNumId w:val="6"/>
+  </w:num>
+  <w:num w:numId="10">
+    <w:abstractNumId w:val="8"/>
+  </w:num>
+  <w:num w:numId="11">
+    <w:abstractNumId w:val="10"/>
+  </w:num>
+</w:numbering>
+</file>
+
 <file path=word/styles.xml><?xml version="1.0" encoding="utf-8"?>
-<w:styles xmlns:mc="http://schemas.openxmlformats.org/markup-compatibility/2006" xmlns:r="http://schemas.openxmlformats.org/officeDocument/2006/relationships" xmlns:w="http://schemas.openxmlformats.org/wordprocessingml/2006/main" xmlns:w14="http://schemas.microsoft.com/office/word/2010/wordml" xmlns:w15="http://schemas.microsoft.com/office/word/2012/wordml" xmlns:w16se="http://schemas.microsoft.com/office/word/2015/wordml/symex" mc:Ignorable="w14 w15 w16se">
+<w:styles xmlns:mc="http://schemas.openxmlformats.org/markup-compatibility/2006" xmlns:r="http://schemas.openxmlformats.org/officeDocument/2006/relationships" xmlns:w="http://schemas.openxmlformats.org/wordprocessingml/2006/main" xmlns:w14="http://schemas.microsoft.com/office/word/2010/wordml" xmlns:w15="http://schemas.microsoft.com/office/word/2012/wordml" xmlns:w16cex="http://schemas.microsoft.com/office/word/2018/wordml/cex" xmlns:w16cid="http://schemas.microsoft.com/office/word/2016/wordml/cid" xmlns:w16="http://schemas.microsoft.com/office/word/2018/wordml" xmlns:w16sdtdh="http://schemas.microsoft.com/office/word/2020/wordml/sdtdatahash" xmlns:w16se="http://schemas.microsoft.com/office/word/2015/wordml/symex" mc:Ignorable="w14 w15 w16se w16cid w16 w16cex w16sdtdh">
   <w:docDefaults>
     <w:rPrDefault>
       <w:rPr>
@@ -2306,7 +5386,7 @@
       </w:pPr>
     </w:pPrDefault>
   </w:docDefaults>
-  <w:latentStyles w:defLockedState="0" w:defUIPriority="99" w:defSemiHidden="0" w:defUnhideWhenUsed="0" w:defQFormat="0" w:count="371">
+  <w:latentStyles w:defLockedState="0" w:defUIPriority="99" w:defSemiHidden="0" w:defUnhideWhenUsed="0" w:defQFormat="0" w:count="376">
     <w:lsdException w:name="Normal" w:uiPriority="0" w:qFormat="1"/>
     <w:lsdException w:name="heading 1" w:uiPriority="9" w:qFormat="1"/>
     <w:lsdException w:name="heading 2" w:semiHidden="1" w:uiPriority="0" w:unhideWhenUsed="1" w:qFormat="1"/>
@@ -2678,11 +5758,16 @@
     <w:lsdException w:name="List Table 5 Dark Accent 6" w:uiPriority="50"/>
     <w:lsdException w:name="List Table 6 Colorful Accent 6" w:uiPriority="51"/>
     <w:lsdException w:name="List Table 7 Colorful Accent 6" w:uiPriority="52"/>
+    <w:lsdException w:name="Mention" w:semiHidden="1" w:unhideWhenUsed="1"/>
+    <w:lsdException w:name="Smart Hyperlink" w:semiHidden="1" w:unhideWhenUsed="1"/>
+    <w:lsdException w:name="Hashtag" w:semiHidden="1" w:unhideWhenUsed="1"/>
+    <w:lsdException w:name="Unresolved Mention" w:semiHidden="1" w:unhideWhenUsed="1"/>
+    <w:lsdException w:name="Smart Link" w:semiHidden="1" w:unhideWhenUsed="1"/>
   </w:latentStyles>
-  <w:style w:type="paragraph" w:default="1" w:styleId="a">
+  <w:style w:type="paragraph" w:default="1" w:styleId="a0">
     <w:name w:val="Normal"/>
     <w:qFormat/>
-    <w:rsid w:val="00654A48"/>
+    <w:rsid w:val="009137F9"/>
     <w:pPr>
       <w:spacing w:after="0" w:line="240" w:lineRule="auto"/>
     </w:pPr>
@@ -2693,11 +5778,32 @@
       <w:lang w:eastAsia="ru-RU"/>
     </w:rPr>
   </w:style>
-  <w:style w:type="paragraph" w:styleId="2">
+  <w:style w:type="paragraph" w:styleId="10">
+    <w:name w:val="heading 1"/>
+    <w:basedOn w:val="a0"/>
+    <w:next w:val="a0"/>
+    <w:link w:val="11"/>
+    <w:uiPriority w:val="9"/>
+    <w:qFormat/>
+    <w:rsid w:val="009137F9"/>
+    <w:pPr>
+      <w:keepNext/>
+      <w:keepLines/>
+      <w:spacing w:before="240"/>
+      <w:outlineLvl w:val="0"/>
+    </w:pPr>
+    <w:rPr>
+      <w:rFonts w:asciiTheme="majorHAnsi" w:eastAsiaTheme="majorEastAsia" w:hAnsiTheme="majorHAnsi" w:cstheme="majorBidi"/>
+      <w:color w:val="365F91" w:themeColor="accent1" w:themeShade="BF"/>
+      <w:sz w:val="32"/>
+      <w:szCs w:val="32"/>
+    </w:rPr>
+  </w:style>
+  <w:style w:type="paragraph" w:styleId="20">
     <w:name w:val="heading 2"/>
-    <w:basedOn w:val="a"/>
-    <w:next w:val="a"/>
-    <w:link w:val="20"/>
+    <w:basedOn w:val="a0"/>
+    <w:next w:val="a0"/>
+    <w:link w:val="21"/>
     <w:qFormat/>
     <w:rsid w:val="00654A48"/>
     <w:pPr>
@@ -2717,8 +5823,8 @@
   </w:style>
   <w:style w:type="paragraph" w:styleId="3">
     <w:name w:val="heading 3"/>
-    <w:basedOn w:val="a"/>
-    <w:next w:val="a"/>
+    <w:basedOn w:val="a0"/>
+    <w:next w:val="a0"/>
     <w:link w:val="30"/>
     <w:qFormat/>
     <w:rsid w:val="00654A48"/>
@@ -2737,8 +5843,8 @@
   </w:style>
   <w:style w:type="paragraph" w:styleId="4">
     <w:name w:val="heading 4"/>
-    <w:basedOn w:val="a"/>
-    <w:next w:val="a"/>
+    <w:basedOn w:val="a0"/>
+    <w:next w:val="a0"/>
     <w:link w:val="40"/>
     <w:qFormat/>
     <w:rsid w:val="00654A48"/>
@@ -2756,8 +5862,8 @@
   </w:style>
   <w:style w:type="paragraph" w:styleId="6">
     <w:name w:val="heading 6"/>
-    <w:basedOn w:val="a"/>
-    <w:next w:val="a"/>
+    <w:basedOn w:val="a0"/>
+    <w:next w:val="a0"/>
     <w:link w:val="60"/>
     <w:qFormat/>
     <w:rsid w:val="00654A48"/>
@@ -2774,8 +5880,8 @@
   </w:style>
   <w:style w:type="paragraph" w:styleId="7">
     <w:name w:val="heading 7"/>
-    <w:basedOn w:val="a"/>
-    <w:next w:val="a"/>
+    <w:basedOn w:val="a0"/>
+    <w:next w:val="a0"/>
     <w:link w:val="70"/>
     <w:qFormat/>
     <w:rsid w:val="00654A48"/>
@@ -2784,13 +5890,13 @@
       <w:outlineLvl w:val="6"/>
     </w:pPr>
   </w:style>
-  <w:style w:type="character" w:default="1" w:styleId="a0">
+  <w:style w:type="character" w:default="1" w:styleId="a1">
     <w:name w:val="Default Paragraph Font"/>
     <w:uiPriority w:val="1"/>
     <w:semiHidden/>
     <w:unhideWhenUsed/>
   </w:style>
-  <w:style w:type="table" w:default="1" w:styleId="a1">
+  <w:style w:type="table" w:default="1" w:styleId="a2">
     <w:name w:val="Normal Table"/>
     <w:uiPriority w:val="99"/>
     <w:semiHidden/>
@@ -2805,16 +5911,16 @@
       </w:tblCellMar>
     </w:tblPr>
   </w:style>
-  <w:style w:type="numbering" w:default="1" w:styleId="a2">
+  <w:style w:type="numbering" w:default="1" w:styleId="a3">
     <w:name w:val="No List"/>
     <w:uiPriority w:val="99"/>
     <w:semiHidden/>
     <w:unhideWhenUsed/>
   </w:style>
-  <w:style w:type="character" w:customStyle="1" w:styleId="20">
+  <w:style w:type="character" w:customStyle="1" w:styleId="21">
     <w:name w:val="Заголовок 2 Знак"/>
-    <w:basedOn w:val="a0"/>
-    <w:link w:val="2"/>
+    <w:basedOn w:val="a1"/>
+    <w:link w:val="20"/>
     <w:rsid w:val="00654A48"/>
     <w:rPr>
       <w:rFonts w:ascii="Arial" w:eastAsia="Times New Roman" w:hAnsi="Arial" w:cs="Arial"/>
@@ -2829,7 +5935,7 @@
   </w:style>
   <w:style w:type="character" w:customStyle="1" w:styleId="30">
     <w:name w:val="Заголовок 3 Знак"/>
-    <w:basedOn w:val="a0"/>
+    <w:basedOn w:val="a1"/>
     <w:link w:val="3"/>
     <w:rsid w:val="00654A48"/>
     <w:rPr>
@@ -2843,7 +5949,7 @@
   </w:style>
   <w:style w:type="character" w:customStyle="1" w:styleId="40">
     <w:name w:val="Заголовок 4 Знак"/>
-    <w:basedOn w:val="a0"/>
+    <w:basedOn w:val="a1"/>
     <w:link w:val="4"/>
     <w:rsid w:val="00654A48"/>
     <w:rPr>
@@ -2857,7 +5963,7 @@
   </w:style>
   <w:style w:type="character" w:customStyle="1" w:styleId="60">
     <w:name w:val="Заголовок 6 Знак"/>
-    <w:basedOn w:val="a0"/>
+    <w:basedOn w:val="a1"/>
     <w:link w:val="6"/>
     <w:rsid w:val="00654A48"/>
     <w:rPr>
@@ -2869,7 +5975,7 @@
   </w:style>
   <w:style w:type="character" w:customStyle="1" w:styleId="70">
     <w:name w:val="Заголовок 7 Знак"/>
-    <w:basedOn w:val="a0"/>
+    <w:basedOn w:val="a1"/>
     <w:link w:val="7"/>
     <w:rsid w:val="00654A48"/>
     <w:rPr>
@@ -2877,6 +5983,306 @@
       <w:sz w:val="24"/>
       <w:szCs w:val="24"/>
       <w:lang w:eastAsia="ru-RU"/>
+    </w:rPr>
+  </w:style>
+  <w:style w:type="paragraph" w:styleId="a4">
+    <w:name w:val="Title"/>
+    <w:basedOn w:val="a0"/>
+    <w:next w:val="a5"/>
+    <w:link w:val="a6"/>
+    <w:uiPriority w:val="10"/>
+    <w:qFormat/>
+    <w:rsid w:val="00DC1008"/>
+    <w:pPr>
+      <w:pageBreakBefore/>
+      <w:spacing w:after="482"/>
+      <w:contextualSpacing/>
+      <w:jc w:val="center"/>
+    </w:pPr>
+    <w:rPr>
+      <w:rFonts w:eastAsiaTheme="majorEastAsia" w:cstheme="majorBidi"/>
+      <w:b/>
+      <w:caps/>
+      <w:spacing w:val="-10"/>
+      <w:kern w:val="28"/>
+      <w:sz w:val="32"/>
+      <w:szCs w:val="56"/>
+      <w:lang w:eastAsia="en-US"/>
+      <w14:ligatures w14:val="standardContextual"/>
+    </w:rPr>
+  </w:style>
+  <w:style w:type="character" w:customStyle="1" w:styleId="a6">
+    <w:name w:val="Заголовок Знак"/>
+    <w:basedOn w:val="a1"/>
+    <w:link w:val="a4"/>
+    <w:uiPriority w:val="10"/>
+    <w:rsid w:val="00DC1008"/>
+    <w:rPr>
+      <w:rFonts w:ascii="Times New Roman" w:eastAsiaTheme="majorEastAsia" w:hAnsi="Times New Roman" w:cstheme="majorBidi"/>
+      <w:b/>
+      <w:caps/>
+      <w:spacing w:val="-10"/>
+      <w:kern w:val="28"/>
+      <w:sz w:val="32"/>
+      <w:szCs w:val="56"/>
+      <w14:ligatures w14:val="standardContextual"/>
+    </w:rPr>
+  </w:style>
+  <w:style w:type="paragraph" w:customStyle="1" w:styleId="a5">
+    <w:name w:val="Основной"/>
+    <w:basedOn w:val="a0"/>
+    <w:link w:val="a7"/>
+    <w:qFormat/>
+    <w:rsid w:val="00DC1008"/>
+    <w:pPr>
+      <w:spacing w:line="360" w:lineRule="auto"/>
+      <w:ind w:firstLine="709"/>
+      <w:jc w:val="both"/>
+    </w:pPr>
+    <w:rPr>
+      <w:rFonts w:eastAsiaTheme="minorHAnsi" w:cstheme="minorBidi"/>
+      <w:kern w:val="2"/>
+      <w:sz w:val="28"/>
+      <w:szCs w:val="22"/>
+      <w:lang w:eastAsia="en-US"/>
+      <w14:ligatures w14:val="standardContextual"/>
+    </w:rPr>
+  </w:style>
+  <w:style w:type="character" w:customStyle="1" w:styleId="a7">
+    <w:name w:val="Основной Знак"/>
+    <w:basedOn w:val="a1"/>
+    <w:link w:val="a5"/>
+    <w:rsid w:val="00DC1008"/>
+    <w:rPr>
+      <w:rFonts w:ascii="Times New Roman" w:hAnsi="Times New Roman"/>
+      <w:kern w:val="2"/>
+      <w:sz w:val="28"/>
+      <w14:ligatures w14:val="standardContextual"/>
+    </w:rPr>
+  </w:style>
+  <w:style w:type="paragraph" w:customStyle="1" w:styleId="a">
+    <w:name w:val="Список маркированный"/>
+    <w:basedOn w:val="a5"/>
+    <w:link w:val="a8"/>
+    <w:qFormat/>
+    <w:rsid w:val="00077B44"/>
+    <w:pPr>
+      <w:numPr>
+        <w:numId w:val="1"/>
+      </w:numPr>
+      <w:tabs>
+        <w:tab w:val="clear" w:pos="1560"/>
+        <w:tab w:val="num" w:pos="992"/>
+      </w:tabs>
+      <w:ind w:left="0"/>
+    </w:pPr>
+  </w:style>
+  <w:style w:type="character" w:customStyle="1" w:styleId="a8">
+    <w:name w:val="Список маркированный Знак"/>
+    <w:basedOn w:val="a7"/>
+    <w:link w:val="a"/>
+    <w:rsid w:val="00077B44"/>
+    <w:rPr>
+      <w:rFonts w:ascii="Times New Roman" w:hAnsi="Times New Roman"/>
+      <w:kern w:val="2"/>
+      <w:sz w:val="28"/>
+      <w14:ligatures w14:val="standardContextual"/>
+    </w:rPr>
+  </w:style>
+  <w:style w:type="paragraph" w:styleId="a9">
+    <w:name w:val="header"/>
+    <w:basedOn w:val="a0"/>
+    <w:link w:val="aa"/>
+    <w:uiPriority w:val="99"/>
+    <w:unhideWhenUsed/>
+    <w:rsid w:val="00077B44"/>
+    <w:pPr>
+      <w:tabs>
+        <w:tab w:val="center" w:pos="4677"/>
+        <w:tab w:val="right" w:pos="9355"/>
+      </w:tabs>
+    </w:pPr>
+  </w:style>
+  <w:style w:type="character" w:customStyle="1" w:styleId="aa">
+    <w:name w:val="Верхний колонтитул Знак"/>
+    <w:basedOn w:val="a1"/>
+    <w:link w:val="a9"/>
+    <w:uiPriority w:val="99"/>
+    <w:rsid w:val="00077B44"/>
+    <w:rPr>
+      <w:rFonts w:ascii="Times New Roman" w:eastAsia="Times New Roman" w:hAnsi="Times New Roman" w:cs="Times New Roman"/>
+      <w:sz w:val="24"/>
+      <w:szCs w:val="24"/>
+      <w:lang w:eastAsia="ru-RU"/>
+    </w:rPr>
+  </w:style>
+  <w:style w:type="paragraph" w:styleId="ab">
+    <w:name w:val="footer"/>
+    <w:basedOn w:val="a0"/>
+    <w:link w:val="ac"/>
+    <w:uiPriority w:val="99"/>
+    <w:unhideWhenUsed/>
+    <w:rsid w:val="00077B44"/>
+    <w:pPr>
+      <w:tabs>
+        <w:tab w:val="center" w:pos="4677"/>
+        <w:tab w:val="right" w:pos="9355"/>
+      </w:tabs>
+    </w:pPr>
+  </w:style>
+  <w:style w:type="character" w:customStyle="1" w:styleId="ac">
+    <w:name w:val="Нижний колонтитул Знак"/>
+    <w:basedOn w:val="a1"/>
+    <w:link w:val="ab"/>
+    <w:uiPriority w:val="99"/>
+    <w:rsid w:val="00077B44"/>
+    <w:rPr>
+      <w:rFonts w:ascii="Times New Roman" w:eastAsia="Times New Roman" w:hAnsi="Times New Roman" w:cs="Times New Roman"/>
+      <w:sz w:val="24"/>
+      <w:szCs w:val="24"/>
+      <w:lang w:eastAsia="ru-RU"/>
+    </w:rPr>
+  </w:style>
+  <w:style w:type="character" w:customStyle="1" w:styleId="11">
+    <w:name w:val="Заголовок 1 Знак"/>
+    <w:basedOn w:val="a1"/>
+    <w:link w:val="10"/>
+    <w:uiPriority w:val="9"/>
+    <w:rsid w:val="009137F9"/>
+    <w:rPr>
+      <w:rFonts w:asciiTheme="majorHAnsi" w:eastAsiaTheme="majorEastAsia" w:hAnsiTheme="majorHAnsi" w:cstheme="majorBidi"/>
+      <w:color w:val="365F91" w:themeColor="accent1" w:themeShade="BF"/>
+      <w:sz w:val="32"/>
+      <w:szCs w:val="32"/>
+      <w:lang w:eastAsia="ru-RU"/>
+    </w:rPr>
+  </w:style>
+  <w:style w:type="paragraph" w:styleId="ad">
+    <w:name w:val="List Paragraph"/>
+    <w:basedOn w:val="a0"/>
+    <w:uiPriority w:val="34"/>
+    <w:qFormat/>
+    <w:rsid w:val="009137F9"/>
+    <w:pPr>
+      <w:ind w:left="720"/>
+      <w:contextualSpacing/>
+    </w:pPr>
+  </w:style>
+  <w:style w:type="paragraph" w:customStyle="1" w:styleId="1">
+    <w:name w:val="Заголовок 1 Практ"/>
+    <w:basedOn w:val="a0"/>
+    <w:link w:val="12"/>
+    <w:autoRedefine/>
+    <w:qFormat/>
+    <w:rsid w:val="00D169C4"/>
+    <w:pPr>
+      <w:numPr>
+        <w:numId w:val="7"/>
+      </w:numPr>
+      <w:spacing w:before="480" w:after="480" w:line="360" w:lineRule="auto"/>
+    </w:pPr>
+    <w:rPr>
+      <w:b/>
+      <w:sz w:val="32"/>
+    </w:rPr>
+  </w:style>
+  <w:style w:type="paragraph" w:customStyle="1" w:styleId="2">
+    <w:name w:val="Заголовок 2 Практ"/>
+    <w:basedOn w:val="1"/>
+    <w:next w:val="ae"/>
+    <w:link w:val="22"/>
+    <w:autoRedefine/>
+    <w:qFormat/>
+    <w:rsid w:val="007E6D2A"/>
+    <w:pPr>
+      <w:numPr>
+        <w:ilvl w:val="1"/>
+      </w:numPr>
+    </w:pPr>
+    <w:rPr>
+      <w:sz w:val="28"/>
+    </w:rPr>
+  </w:style>
+  <w:style w:type="character" w:customStyle="1" w:styleId="12">
+    <w:name w:val="Заголовок 1 Практ Знак"/>
+    <w:basedOn w:val="a1"/>
+    <w:link w:val="1"/>
+    <w:rsid w:val="00D169C4"/>
+    <w:rPr>
+      <w:rFonts w:ascii="Times New Roman" w:eastAsia="Times New Roman" w:hAnsi="Times New Roman" w:cs="Times New Roman"/>
+      <w:b/>
+      <w:sz w:val="32"/>
+      <w:szCs w:val="24"/>
+      <w:lang w:eastAsia="ru-RU"/>
+    </w:rPr>
+  </w:style>
+  <w:style w:type="paragraph" w:customStyle="1" w:styleId="ae">
+    <w:name w:val="Основной Практ"/>
+    <w:link w:val="af"/>
+    <w:qFormat/>
+    <w:rsid w:val="00D169C4"/>
+    <w:pPr>
+      <w:spacing w:after="0" w:line="360" w:lineRule="auto"/>
+      <w:ind w:firstLine="709"/>
+      <w:jc w:val="both"/>
+    </w:pPr>
+    <w:rPr>
+      <w:rFonts w:ascii="Times New Roman" w:eastAsia="Times New Roman" w:hAnsi="Times New Roman" w:cs="Times New Roman"/>
+      <w:sz w:val="28"/>
+      <w:szCs w:val="24"/>
+      <w:lang w:eastAsia="ru-RU"/>
+    </w:rPr>
+  </w:style>
+  <w:style w:type="character" w:customStyle="1" w:styleId="22">
+    <w:name w:val="Заголовок 2 Практ Знак"/>
+    <w:basedOn w:val="12"/>
+    <w:link w:val="2"/>
+    <w:rsid w:val="007E6D2A"/>
+    <w:rPr>
+      <w:rFonts w:ascii="Times New Roman" w:eastAsia="Times New Roman" w:hAnsi="Times New Roman" w:cs="Times New Roman"/>
+      <w:b/>
+      <w:sz w:val="28"/>
+      <w:szCs w:val="24"/>
+      <w:lang w:eastAsia="ru-RU"/>
+    </w:rPr>
+  </w:style>
+  <w:style w:type="paragraph" w:customStyle="1" w:styleId="af0">
+    <w:name w:val="Заголовок Практ"/>
+    <w:basedOn w:val="a4"/>
+    <w:link w:val="af1"/>
+    <w:autoRedefine/>
+    <w:qFormat/>
+    <w:rsid w:val="00410C0B"/>
+    <w:pPr>
+      <w:spacing w:before="480" w:after="480"/>
+    </w:pPr>
+  </w:style>
+  <w:style w:type="character" w:customStyle="1" w:styleId="af">
+    <w:name w:val="Основной Практ Знак"/>
+    <w:basedOn w:val="a1"/>
+    <w:link w:val="ae"/>
+    <w:rsid w:val="00D169C4"/>
+    <w:rPr>
+      <w:rFonts w:ascii="Times New Roman" w:eastAsia="Times New Roman" w:hAnsi="Times New Roman" w:cs="Times New Roman"/>
+      <w:sz w:val="28"/>
+      <w:szCs w:val="24"/>
+      <w:lang w:eastAsia="ru-RU"/>
+    </w:rPr>
+  </w:style>
+  <w:style w:type="character" w:customStyle="1" w:styleId="af1">
+    <w:name w:val="Заголовок Практ Знак"/>
+    <w:basedOn w:val="a6"/>
+    <w:link w:val="af0"/>
+    <w:rsid w:val="00410C0B"/>
+    <w:rPr>
+      <w:rFonts w:ascii="Times New Roman" w:eastAsiaTheme="majorEastAsia" w:hAnsi="Times New Roman" w:cstheme="majorBidi"/>
+      <w:b/>
+      <w:caps/>
+      <w:spacing w:val="-10"/>
+      <w:kern w:val="28"/>
+      <w:sz w:val="32"/>
+      <w:szCs w:val="56"/>
+      <w14:ligatures w14:val="standardContextual"/>
     </w:rPr>
   </w:style>
 </w:styles>
@@ -3165,4 +6571,16 @@
   <a:objectDefaults/>
   <a:extraClrSchemeLst/>
 </a:theme>
+</file>
+
+<file path=customXml/item1.xml><?xml version="1.0" encoding="utf-8"?>
+<b:Sources xmlns:b="http://schemas.openxmlformats.org/officeDocument/2006/bibliography" xmlns="http://schemas.openxmlformats.org/officeDocument/2006/bibliography" SelectedStyle="\APASixthEditionOfficeOnline.xsl" StyleName="APA" Version="6"/>
+</file>
+
+<file path=customXml/itemProps1.xml><?xml version="1.0" encoding="utf-8"?>
+<ds:datastoreItem xmlns:ds="http://schemas.openxmlformats.org/officeDocument/2006/customXml" ds:itemID="{4C688DAC-FA35-4BB3-B489-783C915215C3}">
+  <ds:schemaRefs>
+    <ds:schemaRef ds:uri="http://schemas.openxmlformats.org/officeDocument/2006/bibliography"/>
+  </ds:schemaRefs>
+</ds:datastoreItem>
 </file>